--- a/docs/demo/AUDIT_REPORT.docx
+++ b/docs/demo/AUDIT_REPORT.docx
@@ -246,7 +246,7 @@
                 <w:i w:val="0"/>
                 <w:sz w:val="18"/>
               </w:rPr>
-              <w:t xml:space="preserve"> · 88.4 s · 1920x1080 · 30 fps · silent</w:t>
+              <w:t xml:space="preserve"> · 90.4 s · 1920x1080 · 30 fps · silent</w:t>
             </w:r>
           </w:p>
         </w:tc>
@@ -288,7 +288,7 @@
                 <w:i w:val="0"/>
                 <w:sz w:val="18"/>
               </w:rPr>
-              <w:t>2026-10-14 14:20</w:t>
+              <w:t>2026-10-14 17:27</w:t>
             </w:r>
           </w:p>
         </w:tc>
@@ -328,7 +328,7 @@
                 <w:i w:val="0"/>
                 <w:sz w:val="18"/>
               </w:rPr>
-              <w:t>63 pass · 0 fail · 1 manual (of 64 figures)</w:t>
+              <w:t>64 pass · 0 fail · 1 manual (of 65 figures)</w:t>
             </w:r>
           </w:p>
         </w:tc>
@@ -1729,7 +1729,7 @@
                 <w:i w:val="0"/>
                 <w:sz w:val="14"/>
               </w:rPr>
-              <w:t>7 methods, same windows / Seven methods</w:t>
+              <w:t>7 methods, same test weeks / Seven methods</w:t>
             </w:r>
           </w:p>
         </w:tc>
@@ -1887,7 +1887,7 @@
                 <w:i w:val="0"/>
                 <w:sz w:val="14"/>
               </w:rPr>
-              <w:t>weekly WAPE crowns zero: 829 SKUs</w:t>
+              <w:t>weekly WAPE crowns zero: 829 SKUs / 829 of 1,500 SKUs</w:t>
             </w:r>
           </w:p>
         </w:tc>
@@ -1907,7 +1907,7 @@
                 <w:i w:val="0"/>
                 <w:sz w:val="14"/>
               </w:rPr>
-              <w:t>02, 04</w:t>
+              <w:t>02, 04, 09</w:t>
             </w:r>
           </w:p>
         </w:tc>
@@ -2049,7 +2049,7 @@
                 <w:i w:val="0"/>
                 <w:sz w:val="14"/>
               </w:rPr>
-              <w:t>crowns zero / zero beats every model</w:t>
+              <w:t>crowns zero / "zero" beats every model in the two slow segments / ordering nothing scores best; would choose "order nothing" for both slow segments</w:t>
             </w:r>
           </w:p>
         </w:tc>
@@ -2068,7 +2068,7 @@
                 <w:i w:val="0"/>
                 <w:sz w:val="14"/>
               </w:rPr>
-              <w:t>02, 04</w:t>
+              <w:t>02, 04, 09</w:t>
             </w:r>
           </w:p>
         </w:tc>
@@ -3167,7 +3167,7 @@
                 <w:i w:val="0"/>
                 <w:sz w:val="14"/>
               </w:rPr>
-              <w:t>ADI 1.32 · CV² 0.49</w:t>
+              <w:t>how often · how evenly (slide 05) / cut-off 1.32 · cut-off 0.49 (slide 06)</w:t>
             </w:r>
           </w:p>
         </w:tc>
@@ -4289,7 +4289,7 @@
                 <w:i w:val="0"/>
                 <w:sz w:val="14"/>
               </w:rPr>
-              <w:t>same 48 weeks for every model · origins, 8 weeks apart · 6 / 6</w:t>
+              <w:t>same 48 weeks for every model · test windows, 8 weeks apart · 6 / 6 / all on the same 48 test weeks</w:t>
             </w:r>
           </w:p>
         </w:tc>
@@ -4308,7 +4308,7 @@
                 <w:i w:val="0"/>
                 <w:sz w:val="14"/>
               </w:rPr>
-              <w:t>05, 06</w:t>
+              <w:t>05, 06, 09</w:t>
             </w:r>
           </w:p>
         </w:tc>
@@ -4609,7 +4609,7 @@
                 <w:i w:val="0"/>
                 <w:sz w:val="14"/>
               </w:rPr>
-              <w:t>WAPE · 8-wk WAPE · bias · MAPE</w:t>
+              <w:t>WAPE · 8-wk WAPE · bias · MAPE / other scores still reported</w:t>
             </w:r>
           </w:p>
         </w:tc>
@@ -4628,7 +4628,7 @@
                 <w:i w:val="0"/>
                 <w:sz w:val="14"/>
               </w:rPr>
-              <w:t>05</w:t>
+              <w:t>05, 09</w:t>
             </w:r>
           </w:p>
         </w:tc>
@@ -4767,7 +4767,7 @@
                 <w:i w:val="0"/>
                 <w:sz w:val="14"/>
               </w:rPr>
-              <w:t>pick on origins 1–3, grade 4–6</w:t>
+              <w:t>pick on windows 1–3, grade on 4–6 / Winners picked on test windows 1–3, then graded on windows 4–6</w:t>
             </w:r>
           </w:p>
         </w:tc>
@@ -7987,7 +7987,7 @@
                 <w:i w:val="0"/>
                 <w:sz w:val="14"/>
               </w:rPr>
-              <w:t>08</w:t>
+              <w:t>08, 09</w:t>
             </w:r>
           </w:p>
         </w:tc>
@@ -8129,7 +8129,7 @@
                 <w:i w:val="0"/>
                 <w:sz w:val="14"/>
               </w:rPr>
-              <w:t>seasonal naive 29.1%</w:t>
+              <w:t>seasonal naive 29.1% / seasonal naive 29.1%</w:t>
             </w:r>
           </w:p>
         </w:tc>
@@ -8148,7 +8148,7 @@
                 <w:i w:val="0"/>
                 <w:sz w:val="14"/>
               </w:rPr>
-              <w:t>08</w:t>
+              <w:t>08, 09</w:t>
             </w:r>
           </w:p>
         </w:tc>
@@ -9710,7 +9710,7 @@
                 <w:i w:val="0"/>
                 <w:sz w:val="11"/>
               </w:rPr>
-              <w:t>F-61</w:t>
+              <w:t>F-62</w:t>
             </w:r>
           </w:p>
         </w:tc>
@@ -9729,7 +9729,7 @@
                 <w:i w:val="0"/>
                 <w:sz w:val="14"/>
               </w:rPr>
-              <w:t>122.9%</w:t>
+              <w:t>397 / the same 397 rarely-selling SKUs</w:t>
             </w:r>
           </w:p>
         </w:tc>
@@ -9768,7 +9768,7 @@
                 <w:i w:val="0"/>
                 <w:sz w:val="11"/>
               </w:rPr>
-              <w:t>outputs/scores_by_segment.csv</w:t>
+              <w:t>outputs/segment_counts.csv</w:t>
             </w:r>
           </w:p>
         </w:tc>
@@ -9787,7 +9787,7 @@
                 <w:i w:val="0"/>
                 <w:sz w:val="14"/>
               </w:rPr>
-              <w:t>segment=intermittent, model=LightGBM-history-only, wape</w:t>
+              <w:t>segment=intermittent</w:t>
             </w:r>
           </w:p>
         </w:tc>
@@ -9806,7 +9806,7 @@
                 <w:i w:val="0"/>
                 <w:sz w:val="14"/>
               </w:rPr>
-              <w:t>x 100</w:t>
+              <w:t>-</w:t>
             </w:r>
           </w:p>
         </w:tc>
@@ -9867,7 +9867,7 @@
                 <w:i w:val="0"/>
                 <w:sz w:val="11"/>
               </w:rPr>
-              <w:t>F-62</w:t>
+              <w:t>F-69</w:t>
             </w:r>
           </w:p>
         </w:tc>
@@ -9887,7 +9887,7 @@
                 <w:i w:val="0"/>
                 <w:sz w:val="14"/>
               </w:rPr>
-              <w:t>397 SKUs</w:t>
+              <w:t>51.4%</w:t>
             </w:r>
           </w:p>
         </w:tc>
@@ -9928,7 +9928,7 @@
                 <w:i w:val="0"/>
                 <w:sz w:val="11"/>
               </w:rPr>
-              <w:t>outputs/segment_counts.csv</w:t>
+              <w:t>outputs/scores_by_segment.csv</w:t>
             </w:r>
           </w:p>
         </w:tc>
@@ -9948,7 +9948,7 @@
                 <w:i w:val="0"/>
                 <w:sz w:val="14"/>
               </w:rPr>
-              <w:t>segment=intermittent</w:t>
+              <w:t>segment=intermittent, model=LightGBM, wape_8wk</w:t>
             </w:r>
           </w:p>
         </w:tc>
@@ -9968,7 +9968,7 @@
                 <w:i w:val="0"/>
                 <w:sz w:val="14"/>
               </w:rPr>
-              <w:t>-</w:t>
+              <w:t>x 100</w:t>
             </w:r>
           </w:p>
         </w:tc>
@@ -10030,7 +10030,7 @@
                 <w:i w:val="0"/>
                 <w:sz w:val="11"/>
               </w:rPr>
-              <w:t>F-63</w:t>
+              <w:t>F-70</w:t>
             </w:r>
           </w:p>
         </w:tc>
@@ -10049,7 +10049,7 @@
                 <w:i w:val="0"/>
                 <w:sz w:val="14"/>
               </w:rPr>
-              <w:t>45.6%</w:t>
+              <w:t>55.1% · best classic method</w:t>
             </w:r>
           </w:p>
         </w:tc>
@@ -10088,7 +10088,7 @@
                 <w:i w:val="0"/>
                 <w:sz w:val="11"/>
               </w:rPr>
-              <w:t>outputs/lightgbm_vs_best_statistical.csv</w:t>
+              <w:t>outputs/scores_by_segment.csv</w:t>
             </w:r>
           </w:p>
         </w:tc>
@@ -10107,7 +10107,7 @@
                 <w:i w:val="0"/>
                 <w:sz w:val="14"/>
               </w:rPr>
-              <w:t>segment=intermittent, lightgbm_sku_win_share</w:t>
+              <w:t>segment=intermittent, statistical models, argmin(wape) and argmin(wape_8wk)</w:t>
             </w:r>
           </w:p>
         </w:tc>
@@ -10145,7 +10145,7 @@
                 <w:i w:val="0"/>
                 <w:sz w:val="14"/>
               </w:rPr>
-              <w:t>direct</w:t>
+              <w:t>derived</w:t>
             </w:r>
           </w:p>
         </w:tc>
@@ -10187,7 +10187,7 @@
                 <w:i w:val="0"/>
                 <w:sz w:val="11"/>
               </w:rPr>
-              <w:t>F-64</w:t>
+              <w:t>F-71</w:t>
             </w:r>
           </w:p>
         </w:tc>
@@ -10207,7 +10207,7 @@
                 <w:i w:val="0"/>
                 <w:sz w:val="14"/>
               </w:rPr>
-              <w:t>2 of 6 origins</w:t>
+              <w:t>100.0% · always scores 100% here</w:t>
             </w:r>
           </w:p>
         </w:tc>
@@ -10248,7 +10248,7 @@
                 <w:i w:val="0"/>
                 <w:sz w:val="11"/>
               </w:rPr>
-              <w:t>outputs/fold_summary.csv</w:t>
+              <w:t>outputs/scores_by_segment.csv; tests/test_backtest.py (test_zero_reference_scores_exactly_as_defined)</w:t>
             </w:r>
           </w:p>
         </w:tc>
@@ -10268,7 +10268,7 @@
                 <w:i w:val="0"/>
                 <w:sz w:val="14"/>
               </w:rPr>
-              <w:t>segment=intermittent, origins_won_on_wape / origins</w:t>
+              <w:t>segment=intermittent, model=ZeroForecast, wape_8wk</w:t>
             </w:r>
           </w:p>
         </w:tc>
@@ -10288,7 +10288,7 @@
                 <w:i w:val="0"/>
                 <w:sz w:val="14"/>
               </w:rPr>
-              <w:t>-</w:t>
+              <w:t>|0 - y| / y = 1</w:t>
             </w:r>
           </w:p>
         </w:tc>
@@ -10350,7 +10350,7 @@
                 <w:i w:val="0"/>
                 <w:sz w:val="11"/>
               </w:rPr>
-              <w:t>F-65</w:t>
+              <w:t>F-72</w:t>
             </w:r>
           </w:p>
         </w:tc>
@@ -10369,7 +10369,7 @@
                 <w:i w:val="0"/>
                 <w:sz w:val="14"/>
               </w:rPr>
-              <w:t>the edge is the calendar and promo plan, not the algorithm</w:t>
+              <w:t>Pick each model on the 8-week total · LightGBM PICKED</w:t>
             </w:r>
           </w:p>
         </w:tc>
@@ -10408,7 +10408,7 @@
                 <w:i w:val="0"/>
                 <w:sz w:val="11"/>
               </w:rPr>
-              <w:t>outputs/scores_by_segment.csv</w:t>
+              <w:t>src/demand_segments/backtest.py:102-111 (champions sorts by wape_8wk); outputs/champions.csv</w:t>
             </w:r>
           </w:p>
         </w:tc>
@@ -10427,7 +10427,7 @@
                 <w:i w:val="0"/>
                 <w:sz w:val="14"/>
               </w:rPr>
-              <w:t>intermittent: LightGBM-history-only 122.9% &gt; AutoARIMA 121.9% &gt; LightGBM 121.1%</w:t>
+              <w:t>segment=intermittent, champion</w:t>
             </w:r>
           </w:p>
         </w:tc>
@@ -10465,7 +10465,7 @@
                 <w:i w:val="0"/>
                 <w:sz w:val="14"/>
               </w:rPr>
-              <w:t>derived</w:t>
+              <w:t>direct</w:t>
             </w:r>
           </w:p>
         </w:tc>
@@ -10507,7 +10507,7 @@
                 <w:i w:val="0"/>
                 <w:sz w:val="11"/>
               </w:rPr>
-              <w:t>F-66</w:t>
+              <w:t>F-73</w:t>
             </w:r>
           </w:p>
         </w:tc>
@@ -10527,7 +10527,7 @@
                 <w:i w:val="0"/>
                 <w:sz w:val="14"/>
               </w:rPr>
-              <w:t>MIT</w:t>
+              <w:t>can never be picked / the code never lets it be picked</w:t>
             </w:r>
           </w:p>
         </w:tc>
@@ -10547,7 +10547,7 @@
                 <w:i w:val="0"/>
                 <w:sz w:val="14"/>
               </w:rPr>
-              <w:t>10</w:t>
+              <w:t>09</w:t>
             </w:r>
           </w:p>
         </w:tc>
@@ -10568,7 +10568,7 @@
                 <w:i w:val="0"/>
                 <w:sz w:val="11"/>
               </w:rPr>
-              <w:t>LICENSE line 1</w:t>
+              <w:t>src/demand_segments/backtest.py:18, :108; tests/test_backtest.py (test_champion_is_never_the_zero_reference)</w:t>
             </w:r>
           </w:p>
         </w:tc>
@@ -10588,7 +10588,7 @@
                 <w:i w:val="0"/>
                 <w:sz w:val="14"/>
               </w:rPr>
-              <w:t>-</w:t>
+              <w:t>fc = fc[~fc['model'].isin([ZERO, ML_HISTORY_ONLY])]</w:t>
             </w:r>
           </w:p>
         </w:tc>
@@ -10670,7 +10670,7 @@
                 <w:i w:val="0"/>
                 <w:sz w:val="11"/>
               </w:rPr>
-              <w:t>F-67</w:t>
+              <w:t>F-66</w:t>
             </w:r>
           </w:p>
         </w:tc>
@@ -10689,7 +10689,7 @@
                 <w:i w:val="0"/>
                 <w:sz w:val="14"/>
               </w:rPr>
-              <w:t>$ make run   # 1,500 SKUs, 6 origins, ~12 min</w:t>
+              <w:t>MIT</w:t>
             </w:r>
           </w:p>
         </w:tc>
@@ -10728,7 +10728,7 @@
                 <w:i w:val="0"/>
                 <w:sz w:val="11"/>
               </w:rPr>
-              <w:t>Makefile:7-9; README 'Running it'</w:t>
+              <w:t>LICENSE line 1</w:t>
             </w:r>
           </w:p>
         </w:tc>
@@ -10747,7 +10747,7 @@
                 <w:i w:val="0"/>
                 <w:sz w:val="14"/>
               </w:rPr>
-              <w:t>run target</w:t>
+              <w:t>-</w:t>
             </w:r>
           </w:p>
         </w:tc>
@@ -10827,6 +10827,169 @@
                 <w:i w:val="0"/>
                 <w:sz w:val="11"/>
               </w:rPr>
+              <w:t>F-67</w:t>
+            </w:r>
+          </w:p>
+        </w:tc>
+        <w:tc>
+          <w:tcPr>
+            <w:tcW w:type="dxa" w:w="1474"/>
+            <w:shd w:val="clear" w:color="auto" w:fill="F3F4F6"/>
+          </w:tcPr>
+          <w:p>
+            <w:pPr>
+              <w:spacing w:after="0"/>
+            </w:pPr>
+            <w:r/>
+            <w:r>
+              <w:rPr>
+                <w:b w:val="0"/>
+                <w:i w:val="0"/>
+                <w:sz w:val="14"/>
+              </w:rPr>
+              <w:t>$ make run   # 1,500 SKUs, 6 test windows, ~12 min</w:t>
+            </w:r>
+          </w:p>
+        </w:tc>
+        <w:tc>
+          <w:tcPr>
+            <w:tcW w:type="dxa" w:w="624"/>
+            <w:shd w:val="clear" w:color="auto" w:fill="F3F4F6"/>
+          </w:tcPr>
+          <w:p>
+            <w:pPr>
+              <w:spacing w:after="0"/>
+            </w:pPr>
+            <w:r/>
+            <w:r>
+              <w:rPr>
+                <w:b w:val="0"/>
+                <w:i w:val="0"/>
+                <w:sz w:val="14"/>
+              </w:rPr>
+              <w:t>10</w:t>
+            </w:r>
+          </w:p>
+        </w:tc>
+        <w:tc>
+          <w:tcPr>
+            <w:tcW w:type="dxa" w:w="1701"/>
+            <w:shd w:val="clear" w:color="auto" w:fill="F3F4F6"/>
+          </w:tcPr>
+          <w:p>
+            <w:pPr>
+              <w:spacing w:after="0"/>
+            </w:pPr>
+            <w:r/>
+            <w:r>
+              <w:rPr>
+                <w:rFonts w:ascii="JetBrains Mono" w:hAnsi="JetBrains Mono" w:eastAsia="JetBrains Mono"/>
+                <w:b w:val="0"/>
+                <w:i w:val="0"/>
+                <w:sz w:val="11"/>
+              </w:rPr>
+              <w:t>Makefile:7-9; README 'Running it'</w:t>
+            </w:r>
+          </w:p>
+        </w:tc>
+        <w:tc>
+          <w:tcPr>
+            <w:tcW w:type="dxa" w:w="1644"/>
+            <w:shd w:val="clear" w:color="auto" w:fill="F3F4F6"/>
+          </w:tcPr>
+          <w:p>
+            <w:pPr>
+              <w:spacing w:after="0"/>
+            </w:pPr>
+            <w:r/>
+            <w:r>
+              <w:rPr>
+                <w:b w:val="0"/>
+                <w:i w:val="0"/>
+                <w:sz w:val="14"/>
+              </w:rPr>
+              <w:t>run target</w:t>
+            </w:r>
+          </w:p>
+        </w:tc>
+        <w:tc>
+          <w:tcPr>
+            <w:tcW w:type="dxa" w:w="1644"/>
+            <w:shd w:val="clear" w:color="auto" w:fill="F3F4F6"/>
+          </w:tcPr>
+          <w:p>
+            <w:pPr>
+              <w:spacing w:after="0"/>
+            </w:pPr>
+            <w:r/>
+            <w:r>
+              <w:rPr>
+                <w:b w:val="0"/>
+                <w:i w:val="0"/>
+                <w:sz w:val="14"/>
+              </w:rPr>
+              <w:t>-</w:t>
+            </w:r>
+          </w:p>
+        </w:tc>
+        <w:tc>
+          <w:tcPr>
+            <w:tcW w:type="dxa" w:w="850"/>
+            <w:shd w:val="clear" w:color="auto" w:fill="F3F4F6"/>
+          </w:tcPr>
+          <w:p>
+            <w:pPr>
+              <w:spacing w:after="0"/>
+            </w:pPr>
+            <w:r/>
+            <w:r>
+              <w:rPr>
+                <w:b w:val="0"/>
+                <w:i w:val="0"/>
+                <w:sz w:val="14"/>
+              </w:rPr>
+              <w:t>direct</w:t>
+            </w:r>
+          </w:p>
+        </w:tc>
+        <w:tc>
+          <w:tcPr>
+            <w:tcW w:type="dxa" w:w="1361"/>
+            <w:shd w:val="clear" w:color="auto" w:fill="F3F4F6"/>
+          </w:tcPr>
+          <w:p>
+            <w:pPr>
+              <w:spacing w:after="0"/>
+            </w:pPr>
+            <w:r/>
+            <w:r>
+              <w:rPr>
+                <w:b w:val="0"/>
+                <w:i w:val="0"/>
+                <w:sz w:val="14"/>
+              </w:rPr>
+              <w:t>✓ verified</w:t>
+            </w:r>
+          </w:p>
+        </w:tc>
+      </w:tr>
+      <w:tr>
+        <w:tc>
+          <w:tcPr>
+            <w:tcW w:type="dxa" w:w="567"/>
+          </w:tcPr>
+          <w:p>
+            <w:pPr>
+              <w:spacing w:after="0"/>
+            </w:pPr>
+            <w:r/>
+            <w:r>
+              <w:rPr>
+                <w:rFonts w:ascii="JetBrains Mono" w:hAnsi="JetBrains Mono" w:eastAsia="JetBrains Mono"/>
+                <w:b w:val="0"/>
+                <w:i w:val="0"/>
+                <w:sz w:val="11"/>
+              </w:rPr>
               <w:t>F-68</w:t>
             </w:r>
           </w:p>
@@ -10834,7 +10997,6 @@
         <w:tc>
           <w:tcPr>
             <w:tcW w:type="dxa" w:w="1474"/>
-            <w:shd w:val="clear" w:color="auto" w:fill="F3F4F6"/>
           </w:tcPr>
           <w:p>
             <w:pPr>
@@ -10854,7 +11016,6 @@
         <w:tc>
           <w:tcPr>
             <w:tcW w:type="dxa" w:w="624"/>
-            <w:shd w:val="clear" w:color="auto" w:fill="F3F4F6"/>
           </w:tcPr>
           <w:p>
             <w:pPr>
@@ -10874,7 +11035,6 @@
         <w:tc>
           <w:tcPr>
             <w:tcW w:type="dxa" w:w="1701"/>
-            <w:shd w:val="clear" w:color="auto" w:fill="F3F4F6"/>
           </w:tcPr>
           <w:p>
             <w:pPr>
@@ -10895,7 +11055,6 @@
         <w:tc>
           <w:tcPr>
             <w:tcW w:type="dxa" w:w="1644"/>
-            <w:shd w:val="clear" w:color="auto" w:fill="F3F4F6"/>
           </w:tcPr>
           <w:p>
             <w:pPr>
@@ -10915,7 +11074,6 @@
         <w:tc>
           <w:tcPr>
             <w:tcW w:type="dxa" w:w="1644"/>
-            <w:shd w:val="clear" w:color="auto" w:fill="F3F4F6"/>
           </w:tcPr>
           <w:p>
             <w:pPr>
@@ -10935,7 +11093,6 @@
         <w:tc>
           <w:tcPr>
             <w:tcW w:type="dxa" w:w="850"/>
-            <w:shd w:val="clear" w:color="auto" w:fill="F3F4F6"/>
           </w:tcPr>
           <w:p>
             <w:pPr>
@@ -10955,7 +11112,6 @@
         <w:tc>
           <w:tcPr>
             <w:tcW w:type="dxa" w:w="1361"/>
-            <w:shd w:val="clear" w:color="auto" w:fill="F3F4F6"/>
           </w:tcPr>
           <w:p>
             <w:pPr>
@@ -10984,7 +11140,7 @@
         <w:pStyle w:val="Heading2"/>
       </w:pPr>
       <w:r>
-        <w:t>2. Automated check run (2026-10-14 14:20)</w:t>
+        <w:t>2. Automated check run (2026-10-14 17:27)</w:t>
       </w:r>
     </w:p>
     <w:tbl>
@@ -15755,7 +15911,7 @@
                 <w:i w:val="0"/>
                 <w:sz w:val="12"/>
               </w:rPr>
-              <w:t>F-61</w:t>
+              <w:t>F-62</w:t>
             </w:r>
           </w:p>
         </w:tc>
@@ -15775,7 +15931,7 @@
                 <w:i w:val="0"/>
                 <w:sz w:val="12"/>
               </w:rPr>
-              <w:t>122.9%</w:t>
+              <w:t>397</w:t>
             </w:r>
           </w:p>
         </w:tc>
@@ -15795,7 +15951,7 @@
                 <w:i w:val="0"/>
                 <w:sz w:val="12"/>
               </w:rPr>
-              <w:t>122.9%</w:t>
+              <w:t>397</w:t>
             </w:r>
           </w:p>
         </w:tc>
@@ -15837,7 +15993,7 @@
                 <w:i w:val="0"/>
                 <w:sz w:val="12"/>
               </w:rPr>
-              <w:t>F-62</w:t>
+              <w:t>F-69</w:t>
             </w:r>
           </w:p>
         </w:tc>
@@ -15858,7 +16014,7 @@
                 <w:i w:val="0"/>
                 <w:sz w:val="12"/>
               </w:rPr>
-              <w:t>397</w:t>
+              <w:t>51.4%</w:t>
             </w:r>
           </w:p>
         </w:tc>
@@ -15879,7 +16035,7 @@
                 <w:i w:val="0"/>
                 <w:sz w:val="12"/>
               </w:rPr>
-              <w:t>397</w:t>
+              <w:t>51.4%</w:t>
             </w:r>
           </w:p>
         </w:tc>
@@ -15921,7 +16077,7 @@
                 <w:i w:val="0"/>
                 <w:sz w:val="12"/>
               </w:rPr>
-              <w:t>F-63</w:t>
+              <w:t>F-70</w:t>
             </w:r>
           </w:p>
         </w:tc>
@@ -15941,7 +16097,7 @@
                 <w:i w:val="0"/>
                 <w:sz w:val="12"/>
               </w:rPr>
-              <w:t>45.6%</w:t>
+              <w:t>true</w:t>
             </w:r>
           </w:p>
         </w:tc>
@@ -15961,7 +16117,7 @@
                 <w:i w:val="0"/>
                 <w:sz w:val="12"/>
               </w:rPr>
-              <w:t>45.6%</w:t>
+              <w:t>true</w:t>
             </w:r>
           </w:p>
         </w:tc>
@@ -16003,7 +16159,7 @@
                 <w:i w:val="0"/>
                 <w:sz w:val="12"/>
               </w:rPr>
-              <w:t>F-64</w:t>
+              <w:t>F-71</w:t>
             </w:r>
           </w:p>
         </w:tc>
@@ -16024,7 +16180,7 @@
                 <w:i w:val="0"/>
                 <w:sz w:val="12"/>
               </w:rPr>
-              <w:t>2 of 6</w:t>
+              <w:t>100.0%</w:t>
             </w:r>
           </w:p>
         </w:tc>
@@ -16045,7 +16201,7 @@
                 <w:i w:val="0"/>
                 <w:sz w:val="12"/>
               </w:rPr>
-              <w:t>2 of 6</w:t>
+              <w:t>100.0%</w:t>
             </w:r>
           </w:p>
         </w:tc>
@@ -16087,7 +16243,7 @@
                 <w:i w:val="0"/>
                 <w:sz w:val="12"/>
               </w:rPr>
-              <w:t>F-65</w:t>
+              <w:t>F-72</w:t>
             </w:r>
           </w:p>
         </w:tc>
@@ -16169,7 +16325,7 @@
                 <w:i w:val="0"/>
                 <w:sz w:val="12"/>
               </w:rPr>
-              <w:t>F-66</w:t>
+              <w:t>F-73</w:t>
             </w:r>
           </w:p>
         </w:tc>
@@ -16253,7 +16409,7 @@
                 <w:i w:val="0"/>
                 <w:sz w:val="12"/>
               </w:rPr>
-              <w:t>F-67</w:t>
+              <w:t>F-66</w:t>
             </w:r>
           </w:p>
         </w:tc>
@@ -16335,6 +16491,90 @@
                 <w:i w:val="0"/>
                 <w:sz w:val="12"/>
               </w:rPr>
+              <w:t>F-67</w:t>
+            </w:r>
+          </w:p>
+        </w:tc>
+        <w:tc>
+          <w:tcPr>
+            <w:tcW w:type="dxa" w:w="3628"/>
+            <w:shd w:val="clear" w:color="auto" w:fill="F3F4F6"/>
+          </w:tcPr>
+          <w:p>
+            <w:pPr>
+              <w:spacing w:after="0"/>
+            </w:pPr>
+            <w:r/>
+            <w:r>
+              <w:rPr>
+                <w:rFonts w:ascii="JetBrains Mono" w:hAnsi="JetBrains Mono" w:eastAsia="JetBrains Mono"/>
+                <w:b w:val="0"/>
+                <w:i w:val="0"/>
+                <w:sz w:val="12"/>
+              </w:rPr>
+              <w:t>true</w:t>
+            </w:r>
+          </w:p>
+        </w:tc>
+        <w:tc>
+          <w:tcPr>
+            <w:tcW w:type="dxa" w:w="3628"/>
+            <w:shd w:val="clear" w:color="auto" w:fill="F3F4F6"/>
+          </w:tcPr>
+          <w:p>
+            <w:pPr>
+              <w:spacing w:after="0"/>
+            </w:pPr>
+            <w:r/>
+            <w:r>
+              <w:rPr>
+                <w:rFonts w:ascii="JetBrains Mono" w:hAnsi="JetBrains Mono" w:eastAsia="JetBrains Mono"/>
+                <w:b w:val="0"/>
+                <w:i w:val="0"/>
+                <w:sz w:val="12"/>
+              </w:rPr>
+              <w:t>true</w:t>
+            </w:r>
+          </w:p>
+        </w:tc>
+        <w:tc>
+          <w:tcPr>
+            <w:tcW w:type="dxa" w:w="1814"/>
+            <w:shd w:val="clear" w:color="auto" w:fill="F3F4F6"/>
+          </w:tcPr>
+          <w:p>
+            <w:pPr>
+              <w:spacing w:after="0"/>
+            </w:pPr>
+            <w:r/>
+            <w:r>
+              <w:rPr>
+                <w:b w:val="0"/>
+                <w:i w:val="0"/>
+                <w:sz w:val="15"/>
+              </w:rPr>
+              <w:t>✓ pass</w:t>
+            </w:r>
+          </w:p>
+        </w:tc>
+      </w:tr>
+      <w:tr>
+        <w:tc>
+          <w:tcPr>
+            <w:tcW w:type="dxa" w:w="794"/>
+          </w:tcPr>
+          <w:p>
+            <w:pPr>
+              <w:spacing w:after="0"/>
+            </w:pPr>
+            <w:r/>
+            <w:r>
+              <w:rPr>
+                <w:rFonts w:ascii="JetBrains Mono" w:hAnsi="JetBrains Mono" w:eastAsia="JetBrains Mono"/>
+                <w:b w:val="0"/>
+                <w:i w:val="0"/>
+                <w:sz w:val="12"/>
+              </w:rPr>
               <w:t>F-68</w:t>
             </w:r>
           </w:p>
@@ -16342,7 +16582,6 @@
         <w:tc>
           <w:tcPr>
             <w:tcW w:type="dxa" w:w="3628"/>
-            <w:shd w:val="clear" w:color="auto" w:fill="F3F4F6"/>
           </w:tcPr>
           <w:p>
             <w:pPr>
@@ -16363,7 +16602,6 @@
         <w:tc>
           <w:tcPr>
             <w:tcW w:type="dxa" w:w="3628"/>
-            <w:shd w:val="clear" w:color="auto" w:fill="F3F4F6"/>
           </w:tcPr>
           <w:p>
             <w:pPr>
@@ -16384,7 +16622,6 @@
         <w:tc>
           <w:tcPr>
             <w:tcW w:type="dxa" w:w="1814"/>
-            <w:shd w:val="clear" w:color="auto" w:fill="F3F4F6"/>
           </w:tcPr>
           <w:p>
             <w:pPr>
@@ -16819,7 +17056,7 @@
                 <w:i w:val="0"/>
                 <w:sz w:val="15"/>
               </w:rPr>
-              <w:t>F-07, F-11, F-25, F-36, F-39, F-41, F-56, F-64</w:t>
+              <w:t>F-07, F-11, F-25, F-36, F-39, F-41, F-56</w:t>
             </w:r>
           </w:p>
         </w:tc>
@@ -16922,7 +17159,7 @@
                 <w:i w:val="0"/>
                 <w:sz w:val="15"/>
               </w:rPr>
-              <w:t>F-10, F-28, F-29, F-35, F-52, F-53, F-54, F-55</w:t>
+              <w:t>F-10, F-28, F-29, F-35, F-52, F-53, F-54, F-55, F-72, F-73</w:t>
             </w:r>
           </w:p>
         </w:tc>
@@ -16942,7 +17179,7 @@
                 <w:i w:val="0"/>
                 <w:sz w:val="15"/>
               </w:rPr>
-              <w:t>slides 03, 05, 08</w:t>
+              <w:t>slides 03, 05, 08, 09</w:t>
             </w:r>
           </w:p>
         </w:tc>
@@ -17022,7 +17259,7 @@
                 <w:i w:val="0"/>
                 <w:sz w:val="15"/>
               </w:rPr>
-              <w:t>F-21, F-53, F-55, F-58, F-59, F-60, F-61, F-63, F-64</w:t>
+              <w:t>F-21, F-53, F-55, F-58, F-59, F-60, F-69, F-70</w:t>
             </w:r>
           </w:p>
         </w:tc>
@@ -17225,7 +17462,7 @@
                 <w:i w:val="0"/>
                 <w:sz w:val="15"/>
               </w:rPr>
-              <w:t>F-24, F-61, F-65</w:t>
+              <w:t>F-24</w:t>
             </w:r>
           </w:p>
         </w:tc>
@@ -17244,7 +17481,7 @@
                 <w:i w:val="0"/>
                 <w:sz w:val="15"/>
               </w:rPr>
-              <w:t>slides 05, 09</w:t>
+              <w:t>slides 05</w:t>
             </w:r>
           </w:p>
         </w:tc>
@@ -17631,7 +17868,7 @@
                 <w:i w:val="0"/>
                 <w:sz w:val="15"/>
               </w:rPr>
-              <w:t>F-20, F-33, F-40, F-45, F-46, F-50, F-51, F-52, F-53, F-54, F-55, F-58, F-59, F-60, F-61, F-63, F-67</w:t>
+              <w:t>F-20, F-33, F-40, F-45, F-46, F-50, F-51, F-52, F-53, F-54, F-55, F-58, F-59, F-60, F-67, F-69, F-70, F-71</w:t>
             </w:r>
           </w:p>
         </w:tc>
@@ -17886,6 +18123,21 @@
           <w:sz w:val="18"/>
         </w:rPr>
         <w:t>Thousands of SKUs, one weekly forecast to order from.</w:t>
+      </w:r>
+    </w:p>
+    <w:p>
+      <w:pPr>
+        <w:spacing w:after="20"/>
+        <w:ind w:left="283"/>
+      </w:pPr>
+      <w:r>
+        <w:rPr>
+          <w:b w:val="0"/>
+          <w:i w:val="0"/>
+          <w:color w:val="4B5563"/>
+          <w:sz w:val="18"/>
+        </w:rPr>
+        <w:t>Who forecasts thousands of products every week, and the four problems they run into.</w:t>
       </w:r>
     </w:p>
     <w:p>
@@ -18499,6 +18751,21 @@
           <w:color w:val="4B5563"/>
           <w:sz w:val="18"/>
         </w:rPr>
+        <w:t>The project in one line: a big catalogue where many products rarely sell.</w:t>
+      </w:r>
+    </w:p>
+    <w:p>
+      <w:pPr>
+        <w:spacing w:after="20"/>
+        <w:ind w:left="283"/>
+      </w:pPr>
+      <w:r>
+        <w:rPr>
+          <w:b w:val="0"/>
+          <w:i w:val="0"/>
+          <w:color w:val="4B5563"/>
+          <w:sz w:val="18"/>
+        </w:rPr>
         <w:t>1,500 SKUs, 156 weeks. 670 are slow movers. Which method fits which?</w:t>
       </w:r>
     </w:p>
@@ -18514,7 +18781,22 @@
           <w:color w:val="4B5563"/>
           <w:sz w:val="18"/>
         </w:rPr>
-        <w:t>slow = sells in &lt; half the weeks · 7 methods, same windows · weekly WAPE crowns zero: 829 SKUs</w:t>
+        <w:t>slow = sells in &lt; half the weeks · 7 methods, same test weeks · weekly WAPE crowns zero: 829 SKUs</w:t>
+      </w:r>
+    </w:p>
+    <w:p>
+      <w:pPr>
+        <w:spacing w:after="20"/>
+        <w:ind w:left="283"/>
+      </w:pPr>
+      <w:r>
+        <w:rPr>
+          <w:b w:val="0"/>
+          <w:i w:val="0"/>
+          <w:color w:val="4B5563"/>
+          <w:sz w:val="18"/>
+        </w:rPr>
+        <w:t>WAPE = forecast error as a share of actual sales, lower is better. Zero = a forecast that orders nothing.</w:t>
       </w:r>
     </w:p>
     <w:p>
@@ -19128,7 +19410,7 @@
                 <w:i w:val="0"/>
                 <w:sz w:val="15"/>
               </w:rPr>
-              <w:t>7 methods, same windows / Seven methods</w:t>
+              <w:t>7 methods, same test weeks / Seven methods</w:t>
             </w:r>
           </w:p>
         </w:tc>
@@ -19237,7 +19519,7 @@
                 <w:i w:val="0"/>
                 <w:sz w:val="15"/>
               </w:rPr>
-              <w:t>weekly WAPE crowns zero: 829 SKUs</w:t>
+              <w:t>weekly WAPE crowns zero: 829 SKUs / 829 of 1,500 SKUs</w:t>
             </w:r>
           </w:p>
         </w:tc>
@@ -19347,7 +19629,7 @@
                 <w:i w:val="0"/>
                 <w:sz w:val="15"/>
               </w:rPr>
-              <w:t>crowns zero / zero beats every model</w:t>
+              <w:t>crowns zero / "zero" beats every model in the two slow segments / ordering nothing scores best; would choose "order nothing" for both slow segments</w:t>
             </w:r>
           </w:p>
         </w:tc>
@@ -19584,6 +19866,21 @@
           <w:sz w:val="18"/>
         </w:rPr>
         <w:t>From sales to the right forecast</w:t>
+      </w:r>
+    </w:p>
+    <w:p>
+      <w:pPr>
+        <w:spacing w:after="20"/>
+        <w:ind w:left="283"/>
+      </w:pPr>
+      <w:r>
+        <w:rPr>
+          <w:b w:val="0"/>
+          <w:i w:val="0"/>
+          <w:color w:val="4B5563"/>
+          <w:sz w:val="18"/>
+        </w:rPr>
+        <w:t>Read left to right: sort each product by how it sells, test every method on past weeks, keep the winner.</w:t>
       </w:r>
     </w:p>
     <w:p>
@@ -20166,6 +20463,21 @@
           <w:color w:val="4B5563"/>
           <w:sz w:val="18"/>
         </w:rPr>
+        <w:t>One slow part, scored two ways. Whichever forecast scores best is the one that gets used.</w:t>
+      </w:r>
+    </w:p>
+    <w:p>
+      <w:pPr>
+        <w:spacing w:after="20"/>
+        <w:ind w:left="283"/>
+      </w:pPr>
+      <w:r>
+        <w:rPr>
+          <w:b w:val="0"/>
+          <w:i w:val="0"/>
+          <w:color w:val="4B5563"/>
+          <w:sz w:val="18"/>
+        </w:rPr>
         <w:t>A part sells 4 units every 4th week — most weeks show zero sales</w:t>
       </w:r>
     </w:p>
@@ -20241,7 +20553,7 @@
           <w:color w:val="4B5563"/>
           <w:sz w:val="18"/>
         </w:rPr>
-        <w:t>Backtest: week by week, zero beats every model on the intermittent and lumpy segments (829 of 1,500 SKUs).</w:t>
+        <w:t>Real backtest, scored week by week: "zero" beats every model in the two slow segments, 829 of 1,500 SKUs.</w:t>
       </w:r>
     </w:p>
     <w:p>
@@ -20417,7 +20729,7 @@
                 <w:i w:val="0"/>
                 <w:sz w:val="15"/>
               </w:rPr>
-              <w:t>weekly WAPE crowns zero: 829 SKUs</w:t>
+              <w:t>weekly WAPE crowns zero: 829 SKUs / 829 of 1,500 SKUs</w:t>
             </w:r>
           </w:p>
         </w:tc>
@@ -20526,7 +20838,7 @@
                 <w:i w:val="0"/>
                 <w:sz w:val="15"/>
               </w:rPr>
-              <w:t>crowns zero / zero beats every model</w:t>
+              <w:t>crowns zero / "zero" beats every model in the two slow segments / ordering nothing scores best; would choose "order nothing" for both slow segments</w:t>
             </w:r>
           </w:p>
         </w:tc>
@@ -20926,6 +21238,21 @@
           <w:color w:val="4B5563"/>
           <w:sz w:val="18"/>
         </w:rPr>
+        <w:t>Each box is a file in the repo. Data flows left to right; the backtest then picks one winner per segment.</w:t>
+      </w:r>
+    </w:p>
+    <w:p>
+      <w:pPr>
+        <w:spacing w:after="20"/>
+        <w:ind w:left="283"/>
+      </w:pPr>
+      <w:r>
+        <w:rPr>
+          <w:b w:val="0"/>
+          <w:i w:val="0"/>
+          <w:color w:val="4B5563"/>
+          <w:sz w:val="18"/>
+        </w:rPr>
         <w:t>1 · DATA: sales.parquet Weekly sales (1,500 × 156 wk) · skus.parquet SKU master (8 categories) · calendar.py Calendar (known in advance) · data.py · seed 7</w:t>
       </w:r>
     </w:p>
@@ -20941,7 +21268,7 @@
           <w:color w:val="4B5563"/>
           <w:sz w:val="18"/>
         </w:rPr>
-        <w:t>2 · SEGMENTS · FEATURES: segments.py Segmenter (ADI 1.32 · CV² 0.49 → 4 segments) · features.py Feature registry (17 origin + 13 target · history &lt; origin only · 300k–539k rows / fit)</w:t>
+        <w:t>2 · SEGMENTS · FEATURES: segments.py Segmenter (how often · how evenly → 4 segments) · features.py Feature registry (17 origin + 13 target · past data only · 300k–539k rows / fit)</w:t>
       </w:r>
     </w:p>
     <w:p>
@@ -20971,7 +21298,7 @@
           <w:color w:val="4B5563"/>
           <w:sz w:val="18"/>
         </w:rPr>
-        <w:t>4 · BACKTEST · DECIDE: backtest.py Walk-forward backtest (same 48 weeks for every model · origins, 8 weeks apart 6 / 6 · ✕ misaligned windows → stop) → metrics.py Scorecard (WAPE · 8-wk WAPE · bias · MAPE) → champions() Champion per segment (pick on origins 1–3, grade 4–6 · ✕ zero, ablation: not eligible)</w:t>
+        <w:t>4 · BACKTEST · DECIDE: backtest.py Walk-forward backtest (same 48 weeks for every model · test windows, 8 weeks apart 6 / 6 · ✕ misaligned windows → stop) → metrics.py Scorecard (WAPE · 8-wk WAPE · bias · MAPE) → champions() Champion per segment (pick on windows 1–3, grade on 4–6 · ✕ zero, ablation: not eligible)</w:t>
       </w:r>
     </w:p>
     <w:p>
@@ -20986,7 +21313,7 @@
           <w:color w:val="4B5563"/>
           <w:sz w:val="18"/>
         </w:rPr>
-        <w:t>5 · REPORT · CI: report.py Report (segment tables · ML vs best statistical) → outputs/ (8 CSV + run_report · forecasts.parquet) → fold_summary.py Per-origin view (wins · |bias| &gt; 10%) · tests/ · make check CI guards (leakage test · metric pins · same windows · no 0 champion)</w:t>
+        <w:t>5 · REPORT · CI: report.py Report (segment tables · ML vs best statistical) → outputs/ (8 CSV + run_report · forecasts.parquet) → fold_summary.py Per-window view (wins · |bias| &gt; 10%) · tests/ · make check CI guards (leakage test · metric pins · same windows · no 0 champion)</w:t>
       </w:r>
     </w:p>
     <w:p>
@@ -21001,7 +21328,7 @@
           <w:color w:val="4B5563"/>
           <w:sz w:val="18"/>
         </w:rPr>
-        <w:t>Edge labels: history · units · gap-filled · features · segment · forecasts · refit ×6 · tables · by fold · guards</w:t>
+        <w:t>Edge labels: history · units · gap-filled · features · segment · forecasts · refit ×6 · tables · by window · guards</w:t>
       </w:r>
     </w:p>
     <w:p>
@@ -21426,7 +21753,7 @@
                 <w:i w:val="0"/>
                 <w:sz w:val="15"/>
               </w:rPr>
-              <w:t>7 methods, same windows / Seven methods</w:t>
+              <w:t>7 methods, same test weeks / Seven methods</w:t>
             </w:r>
           </w:p>
         </w:tc>
@@ -21973,7 +22300,7 @@
                 <w:i w:val="0"/>
                 <w:sz w:val="15"/>
               </w:rPr>
-              <w:t>ADI 1.32 · CV² 0.49</w:t>
+              <w:t>how often · how evenly (slide 05) / cut-off 1.32 · cut-off 0.49 (slide 06)</w:t>
             </w:r>
           </w:p>
         </w:tc>
@@ -22740,7 +23067,7 @@
                 <w:i w:val="0"/>
                 <w:sz w:val="15"/>
               </w:rPr>
-              <w:t>same 48 weeks for every model · origins, 8 weeks apart · 6 / 6</w:t>
+              <w:t>same 48 weeks for every model · test windows, 8 weeks apart · 6 / 6 / all on the same 48 test weeks</w:t>
             </w:r>
           </w:p>
         </w:tc>
@@ -22959,7 +23286,7 @@
                 <w:i w:val="0"/>
                 <w:sz w:val="15"/>
               </w:rPr>
-              <w:t>WAPE · 8-wk WAPE · bias · MAPE</w:t>
+              <w:t>WAPE · 8-wk WAPE · bias · MAPE / other scores still reported</w:t>
             </w:r>
           </w:p>
         </w:tc>
@@ -23068,7 +23395,7 @@
                 <w:i w:val="0"/>
                 <w:sz w:val="15"/>
               </w:rPr>
-              <w:t>pick on origins 1–3, grade 4–6</w:t>
+              <w:t>pick on windows 1–3, grade on 4–6 / Winners picked on test windows 1–3, then graded on windows 4–6</w:t>
             </w:r>
           </w:p>
         </w:tc>
@@ -24086,7 +24413,21 @@
           <w:i w:val="0"/>
           <w:sz w:val="18"/>
         </w:rPr>
-        <w:t>• The 'champion path' highlight marks the LightGBM route through the pipeline; the other boxes are dimmed, not removed.</w:t>
+        <w:t>• The 'champion path' highlight marks the LightGBM route through the pipeline; the other boxes are dimmed to 75% opacity (text stays at or above 4.5:1 contrast), not removed.</w:t>
+      </w:r>
+    </w:p>
+    <w:p>
+      <w:pPr>
+        <w:spacing w:after="20"/>
+        <w:ind w:left="283"/>
+      </w:pPr>
+      <w:r>
+        <w:rPr>
+          <w:b w:val="0"/>
+          <w:i w:val="0"/>
+          <w:sz w:val="18"/>
+        </w:rPr>
+        <w:t>• 'Test window' is the plain-words name for a walk-forward origin and its 8 forecast weeks.</w:t>
       </w:r>
     </w:p>
     <w:p>
@@ -24265,7 +24606,7 @@
           <w:color w:val="4B5563"/>
           <w:sz w:val="18"/>
         </w:rPr>
-        <w:t>ADI / CV² scatter with cut lines ADI 1.32, CV² 0.49 · 1,500 SKUs · smooth 325 sells most weeks · erratic 346 most weeks, sizes jump · intermittent 397 rare, steady size · lumpy 432 rare, sizes jump</w:t>
+        <w:t>Each dot is one SKU. Further right = sells less often; higher up = sale sizes vary more.</w:t>
       </w:r>
     </w:p>
     <w:p>
@@ -24280,7 +24621,22 @@
           <w:color w:val="4B5563"/>
           <w:sz w:val="18"/>
         </w:rPr>
-        <w:t>ADI average weeks between sales · CV² variation in sale size · history before the first origin</w:t>
+        <w:t>Scatter: x = how often it sells: average weeks between sales (log scale), y = how evenly: variation in sale size; dashed cut lines labelled cut-off 1.32 and cut-off 0.49 · 1,500 SKUs · smooth 325 sells most weeks · erratic 346 most weeks, sizes jump · intermittent 397 rare, steady size · lumpy 432 rare, sizes jump</w:t>
+      </w:r>
+    </w:p>
+    <w:p>
+      <w:pPr>
+        <w:spacing w:after="20"/>
+        <w:ind w:left="283"/>
+      </w:pPr>
+      <w:r>
+        <w:rPr>
+          <w:b w:val="0"/>
+          <w:i w:val="0"/>
+          <w:color w:val="4B5563"/>
+          <w:sz w:val="18"/>
+        </w:rPr>
+        <w:t>Dashed lines split the four groups. Measured on sales before the first test window.</w:t>
       </w:r>
     </w:p>
     <w:p>
@@ -24310,7 +24666,7 @@
           <w:color w:val="4B5563"/>
           <w:sz w:val="18"/>
         </w:rPr>
-        <w:t>units sold · LightGBM · seasonal naive; history + origin 1..6; LightGBM 3.9 / sold 3 · 3.7 / 3 · 3.6 / 4 · 3.2 / 1 · 4.0 / 1 · 2.9 / 5</w:t>
+        <w:t>Bars = real weekly sales; purple line = LightGBM forecast. Each shaded column is one 8-week test window.</w:t>
       </w:r>
     </w:p>
     <w:p>
@@ -24325,7 +24681,22 @@
           <w:color w:val="4B5563"/>
           <w:sz w:val="18"/>
         </w:rPr>
-        <w:t>9 models × 1,500 SKUs × 48 weeks = 648,000 forecasts, same windows</w:t>
+        <w:t>units sold · LightGBM · seasonal naive; history + test 1..6; LightGBM 3.9 / sold 3 · 3.7 / 3 · 3.6 / 4 · 3.2 / 1 · 4.0 / 1 · 2.9 / 5</w:t>
+      </w:r>
+    </w:p>
+    <w:p>
+      <w:pPr>
+        <w:spacing w:after="20"/>
+        <w:ind w:left="283"/>
+      </w:pPr>
+      <w:r>
+        <w:rPr>
+          <w:b w:val="0"/>
+          <w:i w:val="0"/>
+          <w:color w:val="4B5563"/>
+          <w:sz w:val="18"/>
+        </w:rPr>
+        <w:t>9 models × 1,500 SKUs × 48 weeks = 648,000 forecasts, all on the same 48 test weeks</w:t>
       </w:r>
     </w:p>
     <w:p>
@@ -24610,7 +24981,7 @@
                 <w:i w:val="0"/>
                 <w:sz w:val="15"/>
               </w:rPr>
-              <w:t>ADI 1.32 · CV² 0.49</w:t>
+              <w:t>how often · how evenly (slide 05) / cut-off 1.32 · cut-off 0.49 (slide 06)</w:t>
             </w:r>
           </w:p>
         </w:tc>
@@ -24720,7 +25091,7 @@
                 <w:i w:val="0"/>
                 <w:sz w:val="15"/>
               </w:rPr>
-              <w:t>same 48 weeks for every model · origins, 8 weeks apart · 6 / 6</w:t>
+              <w:t>same 48 weeks for every model · test windows, 8 weeks apart · 6 / 6 / all on the same 48 test weeks</w:t>
             </w:r>
           </w:p>
         </w:tc>
@@ -25642,6 +26013,21 @@
           <w:color w:val="4B5563"/>
           <w:sz w:val="18"/>
         </w:rPr>
+        <w:t>Each row: one product's forecast for the next 8 weeks next to what really sold. DIFF close to 0 is good.</w:t>
+      </w:r>
+    </w:p>
+    <w:p>
+      <w:pPr>
+        <w:spacing w:after="20"/>
+        <w:ind w:left="283"/>
+      </w:pPr>
+      <w:r>
+        <w:rPr>
+          <w:b w:val="0"/>
+          <w:i w:val="0"/>
+          <w:color w:val="4B5563"/>
+          <w:sz w:val="18"/>
+        </w:rPr>
         <w:t>8-WEEK FORECAST SHEET · FROM 2025-11-03 · LightGBM — columns SKU, CATEGORY, SEGMENT, SOLD/52, FORECAST, SOLD, DIFF</w:t>
       </w:r>
     </w:p>
@@ -25762,7 +26148,7 @@
           <w:color w:val="4B5563"/>
           <w:sz w:val="18"/>
         </w:rPr>
-        <w:t>STOCK ROOM · NEXT 8 WEEKS · stock to the plan, then 8 real weeks of sales · planner · plan 1,266 / 344 / 2.9 / 15.8 · WEEK 8 / 8 · +126 left · −85.4 short · −2.1 short · −14.2 short</w:t>
+        <w:t>STOCK ROOM · NEXT 8 WEEKS · filled to the forecast, then 8 weeks sell · planner · plan 1,266 / 344 / 2.9 / 15.8 · WEEK 8 / 8 · +126 left · −85.4 short · −2.1 short · −14.2 short</w:t>
       </w:r>
     </w:p>
     <w:p>
@@ -26752,7 +27138,7 @@
           <w:color w:val="4B5563"/>
           <w:sz w:val="18"/>
         </w:rPr>
-        <w:t>08 · RESULTS · 1,500 SKUS · 6 ORIGINS</w:t>
+        <w:t>08 · RESULTS · 1,500 SKUS · 6 TEST WINDOWS</w:t>
       </w:r>
     </w:p>
     <w:p>
@@ -26768,6 +27154,21 @@
           <w:sz w:val="18"/>
         </w:rPr>
         <w:t>LightGBM wins all four segments on the 8-week total.</w:t>
+      </w:r>
+    </w:p>
+    <w:p>
+      <w:pPr>
+        <w:spacing w:after="20"/>
+        <w:ind w:left="283"/>
+      </w:pPr>
+      <w:r>
+        <w:rPr>
+          <w:b w:val="0"/>
+          <w:i w:val="0"/>
+          <w:color w:val="4B5563"/>
+          <w:sz w:val="18"/>
+        </w:rPr>
+        <w:t>WAPE is forecast error as a share of actual sales, so lower is better and a bigger drop is better.</w:t>
       </w:r>
     </w:p>
     <w:p>
@@ -26827,7 +27228,7 @@
           <w:color w:val="4B5563"/>
           <w:sz w:val="18"/>
         </w:rPr>
-        <w:t>BACKTEST 24/24 segment-origins won on 8-week WAPE · 4 segments × 6 origins</w:t>
+        <w:t>BACKTEST 24/24 tests won on the 8-week total · 4 segments × 6 windows</w:t>
       </w:r>
     </w:p>
     <w:p>
@@ -26842,7 +27243,7 @@
           <w:color w:val="4B5563"/>
           <w:sz w:val="18"/>
         </w:rPr>
-        <w:t>champions picked on origins 1–3 and graded on 4–6 · cards 2–3 are origins 4–6</w:t>
+        <w:t>Winners picked on test windows 1–3, then graded on windows 4–6 · cards 2–3 show windows 4–6</w:t>
       </w:r>
     </w:p>
     <w:p>
@@ -27127,7 +27528,7 @@
                 <w:i w:val="0"/>
                 <w:sz w:val="15"/>
               </w:rPr>
-              <w:t>pick on origins 1–3, grade 4–6</w:t>
+              <w:t>pick on windows 1–3, grade on 4–6 / Winners picked on test windows 1–3, then graded on windows 4–6</w:t>
             </w:r>
           </w:p>
         </w:tc>
@@ -27346,7 +27747,7 @@
                 <w:i w:val="0"/>
                 <w:sz w:val="15"/>
               </w:rPr>
-              <w:t>seasonal naive 29.1%</w:t>
+              <w:t>seasonal naive 29.1% / seasonal naive 29.1%</w:t>
             </w:r>
           </w:p>
         </w:tc>
@@ -28140,7 +28541,7 @@
         <w:pStyle w:val="Heading3"/>
       </w:pPr>
       <w:r>
-        <w:t>Slide 09: What didn't win</w:t>
+        <w:t>Slide 09: Lesson and fix</w:t>
       </w:r>
     </w:p>
     <w:p>
@@ -28151,7 +28552,7 @@
           <w:color w:val="4B5563"/>
           <w:sz w:val="18"/>
         </w:rPr>
-        <w:t xml:space="preserve">77.4-84.4 s · composition </w:t>
+        <w:t xml:space="preserve">77.4-86.4 s · composition </w:t>
       </w:r>
       <w:r>
         <w:rPr>
@@ -28227,7 +28628,7 @@
           <w:color w:val="4B5563"/>
           <w:sz w:val="18"/>
         </w:rPr>
-        <w:t>09 · WHAT DIDN'T WIN</w:t>
+        <w:t>09 · LESSON AND FIX</w:t>
       </w:r>
     </w:p>
     <w:p>
@@ -28242,7 +28643,7 @@
           <w:color w:val="4B5563"/>
           <w:sz w:val="18"/>
         </w:rPr>
-        <w:t>On intermittent SKUs, LightGBM barely beats ARIMA.</w:t>
+        <w:t>Slow sellers fool the usual score. So I changed the score.</w:t>
       </w:r>
     </w:p>
     <w:p>
@@ -28257,7 +28658,7 @@
           <w:color w:val="4B5563"/>
           <w:sz w:val="18"/>
         </w:rPr>
-        <w:t>Weekly WAPE, intermittent segment (397 SKUs), all 6 origins · lower is better</w:t>
+        <w:t>The same 397 rarely-selling SKUs, scored two ways. WAPE = error as a share of actual sales; lower is better.</w:t>
       </w:r>
     </w:p>
     <w:p>
@@ -28272,7 +28673,7 @@
           <w:color w:val="4B5563"/>
           <w:sz w:val="18"/>
         </w:rPr>
-        <w:t>Zero forecast (orders nothing) 100.0% · LightGBM (calendar + promo plan) 121.1% · ARIMA (best statistical) 121.9% · LightGBM, history only (no calendar or promo) 122.9%</w:t>
+        <w:t>THE LESSON · Week by week, ordering nothing scores best · Weekly WAPE, all 6 test windows · Order nothing (zero forecast) 100.0% TRAP · LightGBM 121.1% · ARIMA (best classic method) 121.9%</w:t>
       </w:r>
     </w:p>
     <w:p>
@@ -28287,7 +28688,52 @@
           <w:color w:val="4B5563"/>
           <w:sz w:val="18"/>
         </w:rPr>
-        <w:t>Why: the edge is the calendar and promo plan, not the algorithm. LightGBM beats ARIMA on only 45.6% of these SKUs, and on 2 of 6 origins.</w:t>
+        <w:t>Picking on this score would choose "order nothing" for both slow segments: 829 of 1,500 SKUs.</w:t>
+      </w:r>
+    </w:p>
+    <w:p>
+      <w:pPr>
+        <w:spacing w:after="20"/>
+        <w:ind w:left="283"/>
+      </w:pPr>
+      <w:r>
+        <w:rPr>
+          <w:b w:val="0"/>
+          <w:i w:val="0"/>
+          <w:color w:val="4B5563"/>
+          <w:sz w:val="18"/>
+        </w:rPr>
+        <w:t>THE FIX, IN THE REPO · Pick each model on the 8-week total · 8-week WAPE: error on the total one order must cover · LightGBM 51.4% PICKED · ARIMA (best classic method) 55.1% · Order nothing (can never be picked) 100.0%</w:t>
+      </w:r>
+    </w:p>
+    <w:p>
+      <w:pPr>
+        <w:spacing w:after="20"/>
+        <w:ind w:left="283"/>
+      </w:pPr>
+      <w:r>
+        <w:rPr>
+          <w:b w:val="0"/>
+          <w:i w:val="0"/>
+          <w:color w:val="4B5563"/>
+          <w:sz w:val="18"/>
+        </w:rPr>
+        <w:t>"Order nothing" always scores 100% here, and the code never lets it be picked.</w:t>
+      </w:r>
+    </w:p>
+    <w:p>
+      <w:pPr>
+        <w:spacing w:after="20"/>
+        <w:ind w:left="283"/>
+      </w:pPr>
+      <w:r>
+        <w:rPr>
+          <w:b w:val="0"/>
+          <w:i w:val="0"/>
+          <w:color w:val="4B5563"/>
+          <w:sz w:val="18"/>
+        </w:rPr>
+        <w:t>PAYOFF · All 1,500 SKUs, 8-week WAPE: LightGBM 21.9% vs seasonal naive 29.1% · other scores still reported</w:t>
       </w:r>
     </w:p>
     <w:p>
@@ -28444,7 +28890,7 @@
                 <w:i w:val="0"/>
                 <w:sz w:val="12"/>
               </w:rPr>
-              <w:t>F-58</w:t>
+              <w:t>F-08</w:t>
             </w:r>
           </w:p>
         </w:tc>
@@ -28463,7 +28909,7 @@
                 <w:i w:val="0"/>
                 <w:sz w:val="15"/>
               </w:rPr>
-              <w:t>100.0%</w:t>
+              <w:t>weekly WAPE crowns zero: 829 SKUs / 829 of 1,500 SKUs</w:t>
             </w:r>
           </w:p>
         </w:tc>
@@ -28483,7 +28929,7 @@
                 <w:i w:val="0"/>
                 <w:sz w:val="12"/>
               </w:rPr>
-              <w:t>outputs/scores_by_segment.csv</w:t>
+              <w:t>outputs/segment_counts.csv; outputs/scores_by_segment.csv</w:t>
             </w:r>
             <w:r>
               <w:rPr>
@@ -28491,7 +28937,7 @@
                 <w:i w:val="0"/>
                 <w:sz w:val="15"/>
               </w:rPr>
-              <w:t xml:space="preserve"> · segment=intermittent, model=ZeroForecast, wape</w:t>
+              <w:t xml:space="preserve"> · skus where segment in {intermittent, lumpy}</w:t>
             </w:r>
           </w:p>
         </w:tc>
@@ -28510,7 +28956,7 @@
                 <w:i w:val="0"/>
                 <w:sz w:val="15"/>
               </w:rPr>
-              <w:t>x 100</w:t>
+              <w:t>397 + 432 = 829</w:t>
             </w:r>
           </w:p>
         </w:tc>
@@ -28552,7 +28998,7 @@
                 <w:i w:val="0"/>
                 <w:sz w:val="12"/>
               </w:rPr>
-              <w:t>F-59</w:t>
+              <w:t>F-09</w:t>
             </w:r>
           </w:p>
         </w:tc>
@@ -28572,7 +29018,7 @@
                 <w:i w:val="0"/>
                 <w:sz w:val="15"/>
               </w:rPr>
-              <w:t>121.1%</w:t>
+              <w:t>crowns zero / "zero" beats every model in the two slow segments / ordering nothing scores best; would choose "order nothing" for both slow segments</w:t>
             </w:r>
           </w:p>
         </w:tc>
@@ -28601,7 +29047,7 @@
                 <w:i w:val="0"/>
                 <w:sz w:val="15"/>
               </w:rPr>
-              <w:t xml:space="preserve"> · segment=intermittent, model=LightGBM, wape</w:t>
+              <w:t xml:space="preserve"> · argmin(wape) per segment</w:t>
             </w:r>
           </w:p>
         </w:tc>
@@ -28621,7 +29067,7 @@
                 <w:i w:val="0"/>
                 <w:sz w:val="15"/>
               </w:rPr>
-              <w:t>x 100</w:t>
+              <w:t>segments whose best weekly WAPE is ZeroForecast = {intermittent, lumpy}</w:t>
             </w:r>
           </w:p>
         </w:tc>
@@ -28663,7 +29109,7 @@
                 <w:i w:val="0"/>
                 <w:sz w:val="12"/>
               </w:rPr>
-              <w:t>F-60</w:t>
+              <w:t>F-25</w:t>
             </w:r>
           </w:p>
         </w:tc>
@@ -28682,7 +29128,7 @@
                 <w:i w:val="0"/>
                 <w:sz w:val="15"/>
               </w:rPr>
-              <w:t>121.9%</w:t>
+              <w:t>same 48 weeks for every model · test windows, 8 weeks apart · 6 / 6 / all on the same 48 test weeks</w:t>
             </w:r>
           </w:p>
         </w:tc>
@@ -28702,7 +29148,7 @@
                 <w:i w:val="0"/>
                 <w:sz w:val="12"/>
               </w:rPr>
-              <w:t>outputs/scores_by_segment.csv; outputs/lightgbm_vs_best_statistical.csv</w:t>
+              <w:t>outputs/forecasts.parquet</w:t>
             </w:r>
             <w:r>
               <w:rPr>
@@ -28710,7 +29156,7 @@
                 <w:i w:val="0"/>
                 <w:sz w:val="15"/>
               </w:rPr>
-              <w:t xml:space="preserve"> · segment=intermittent, model=AutoARIMA, wape; best_statistical = AutoARIMA</w:t>
+              <w:t xml:space="preserve"> · distinct weeks; 6 folds</w:t>
             </w:r>
           </w:p>
         </w:tc>
@@ -28729,7 +29175,7 @@
                 <w:i w:val="0"/>
                 <w:sz w:val="15"/>
               </w:rPr>
-              <w:t>x 100</w:t>
+              <w:t>6 × 8 = 48</w:t>
             </w:r>
           </w:p>
         </w:tc>
@@ -28771,7 +29217,7 @@
                 <w:i w:val="0"/>
                 <w:sz w:val="12"/>
               </w:rPr>
-              <w:t>F-61</w:t>
+              <w:t>F-27</w:t>
             </w:r>
           </w:p>
         </w:tc>
@@ -28791,7 +29237,7 @@
                 <w:i w:val="0"/>
                 <w:sz w:val="15"/>
               </w:rPr>
-              <w:t>122.9%</w:t>
+              <w:t>WAPE · 8-wk WAPE · bias · MAPE / other scores still reported</w:t>
             </w:r>
           </w:p>
         </w:tc>
@@ -28812,7 +29258,7 @@
                 <w:i w:val="0"/>
                 <w:sz w:val="12"/>
               </w:rPr>
-              <w:t>outputs/scores_by_segment.csv</w:t>
+              <w:t>src/demand_segments/metrics.py</w:t>
             </w:r>
             <w:r>
               <w:rPr>
@@ -28820,7 +29266,7 @@
                 <w:i w:val="0"/>
                 <w:sz w:val="15"/>
               </w:rPr>
-              <w:t xml:space="preserve"> · segment=intermittent, model=LightGBM-history-only, wape</w:t>
+              <w:t xml:space="preserve"> · wape, window_wape, bias, mape</w:t>
             </w:r>
           </w:p>
         </w:tc>
@@ -28840,7 +29286,7 @@
                 <w:i w:val="0"/>
                 <w:sz w:val="15"/>
               </w:rPr>
-              <w:t>x 100</w:t>
+              <w:t>-</w:t>
             </w:r>
           </w:p>
         </w:tc>
@@ -28882,7 +29328,7 @@
                 <w:i w:val="0"/>
                 <w:sz w:val="12"/>
               </w:rPr>
-              <w:t>F-62</w:t>
+              <w:t>F-50</w:t>
             </w:r>
           </w:p>
         </w:tc>
@@ -28901,7 +29347,7 @@
                 <w:i w:val="0"/>
                 <w:sz w:val="15"/>
               </w:rPr>
-              <w:t>397 SKUs</w:t>
+              <w:t>21.9%</w:t>
             </w:r>
           </w:p>
         </w:tc>
@@ -28921,7 +29367,7 @@
                 <w:i w:val="0"/>
                 <w:sz w:val="12"/>
               </w:rPr>
-              <w:t>outputs/segment_counts.csv</w:t>
+              <w:t>outputs/scores_by_segment.csv</w:t>
             </w:r>
             <w:r>
               <w:rPr>
@@ -28929,7 +29375,7 @@
                 <w:i w:val="0"/>
                 <w:sz w:val="15"/>
               </w:rPr>
-              <w:t xml:space="preserve"> · segment=intermittent</w:t>
+              <w:t xml:space="preserve"> · segment=all, model=LightGBM, wape_8wk</w:t>
             </w:r>
           </w:p>
         </w:tc>
@@ -28948,7 +29394,7 @@
                 <w:i w:val="0"/>
                 <w:sz w:val="15"/>
               </w:rPr>
-              <w:t>-</w:t>
+              <w:t>x 100</w:t>
             </w:r>
           </w:p>
         </w:tc>
@@ -28990,7 +29436,7 @@
                 <w:i w:val="0"/>
                 <w:sz w:val="12"/>
               </w:rPr>
-              <w:t>F-63</w:t>
+              <w:t>F-51</w:t>
             </w:r>
           </w:p>
         </w:tc>
@@ -29010,7 +29456,7 @@
                 <w:i w:val="0"/>
                 <w:sz w:val="15"/>
               </w:rPr>
-              <w:t>45.6%</w:t>
+              <w:t>seasonal naive 29.1% / seasonal naive 29.1%</w:t>
             </w:r>
           </w:p>
         </w:tc>
@@ -29031,7 +29477,7 @@
                 <w:i w:val="0"/>
                 <w:sz w:val="12"/>
               </w:rPr>
-              <w:t>outputs/lightgbm_vs_best_statistical.csv</w:t>
+              <w:t>outputs/scores_by_segment.csv</w:t>
             </w:r>
             <w:r>
               <w:rPr>
@@ -29039,7 +29485,7 @@
                 <w:i w:val="0"/>
                 <w:sz w:val="15"/>
               </w:rPr>
-              <w:t xml:space="preserve"> · segment=intermittent, lightgbm_sku_win_share</w:t>
+              <w:t xml:space="preserve"> · segment=all, model=SeasonalNaive, wape_8wk</w:t>
             </w:r>
           </w:p>
         </w:tc>
@@ -29101,7 +29547,7 @@
                 <w:i w:val="0"/>
                 <w:sz w:val="12"/>
               </w:rPr>
-              <w:t>F-64</w:t>
+              <w:t>F-58</w:t>
             </w:r>
           </w:p>
         </w:tc>
@@ -29120,7 +29566,7 @@
                 <w:i w:val="0"/>
                 <w:sz w:val="15"/>
               </w:rPr>
-              <w:t>2 of 6 origins</w:t>
+              <w:t>100.0%</w:t>
             </w:r>
           </w:p>
         </w:tc>
@@ -29140,7 +29586,7 @@
                 <w:i w:val="0"/>
                 <w:sz w:val="12"/>
               </w:rPr>
-              <w:t>outputs/fold_summary.csv</w:t>
+              <w:t>outputs/scores_by_segment.csv</w:t>
             </w:r>
             <w:r>
               <w:rPr>
@@ -29148,7 +29594,7 @@
                 <w:i w:val="0"/>
                 <w:sz w:val="15"/>
               </w:rPr>
-              <w:t xml:space="preserve"> · segment=intermittent, origins_won_on_wape / origins</w:t>
+              <w:t xml:space="preserve"> · segment=intermittent, model=ZeroForecast, wape</w:t>
             </w:r>
           </w:p>
         </w:tc>
@@ -29167,7 +29613,7 @@
                 <w:i w:val="0"/>
                 <w:sz w:val="15"/>
               </w:rPr>
-              <w:t>-</w:t>
+              <w:t>x 100</w:t>
             </w:r>
           </w:p>
         </w:tc>
@@ -29209,7 +29655,7 @@
                 <w:i w:val="0"/>
                 <w:sz w:val="12"/>
               </w:rPr>
-              <w:t>F-65</w:t>
+              <w:t>F-59</w:t>
             </w:r>
           </w:p>
         </w:tc>
@@ -29229,7 +29675,7 @@
                 <w:i w:val="0"/>
                 <w:sz w:val="15"/>
               </w:rPr>
-              <w:t>the edge is the calendar and promo plan, not the algorithm</w:t>
+              <w:t>121.1%</w:t>
             </w:r>
           </w:p>
         </w:tc>
@@ -29258,7 +29704,7 @@
                 <w:i w:val="0"/>
                 <w:sz w:val="15"/>
               </w:rPr>
-              <w:t xml:space="preserve"> · intermittent: LightGBM-history-only 122.9% &gt; AutoARIMA 121.9% &gt; LightGBM 121.1%</w:t>
+              <w:t xml:space="preserve"> · segment=intermittent, model=LightGBM, wape</w:t>
             </w:r>
           </w:p>
         </w:tc>
@@ -29278,6 +29724,225 @@
                 <w:i w:val="0"/>
                 <w:sz w:val="15"/>
               </w:rPr>
+              <w:t>x 100</w:t>
+            </w:r>
+          </w:p>
+        </w:tc>
+        <w:tc>
+          <w:tcPr>
+            <w:tcW w:type="dxa" w:w="850"/>
+            <w:shd w:val="clear" w:color="auto" w:fill="F3F4F6"/>
+          </w:tcPr>
+          <w:p>
+            <w:pPr>
+              <w:spacing w:after="0"/>
+            </w:pPr>
+            <w:r/>
+            <w:r>
+              <w:rPr>
+                <w:b w:val="0"/>
+                <w:i w:val="0"/>
+                <w:sz w:val="15"/>
+              </w:rPr>
+              <w:t>✓</w:t>
+            </w:r>
+          </w:p>
+        </w:tc>
+      </w:tr>
+      <w:tr>
+        <w:tc>
+          <w:tcPr>
+            <w:tcW w:type="dxa" w:w="624"/>
+          </w:tcPr>
+          <w:p>
+            <w:pPr>
+              <w:spacing w:after="0"/>
+            </w:pPr>
+            <w:r/>
+            <w:r>
+              <w:rPr>
+                <w:rFonts w:ascii="JetBrains Mono" w:hAnsi="JetBrains Mono" w:eastAsia="JetBrains Mono"/>
+                <w:b w:val="0"/>
+                <w:i w:val="0"/>
+                <w:sz w:val="12"/>
+              </w:rPr>
+              <w:t>F-60</w:t>
+            </w:r>
+          </w:p>
+        </w:tc>
+        <w:tc>
+          <w:tcPr>
+            <w:tcW w:type="dxa" w:w="1928"/>
+          </w:tcPr>
+          <w:p>
+            <w:pPr>
+              <w:spacing w:after="0"/>
+            </w:pPr>
+            <w:r/>
+            <w:r>
+              <w:rPr>
+                <w:b w:val="0"/>
+                <w:i w:val="0"/>
+                <w:sz w:val="15"/>
+              </w:rPr>
+              <w:t>121.9%</w:t>
+            </w:r>
+          </w:p>
+        </w:tc>
+        <w:tc>
+          <w:tcPr>
+            <w:tcW w:type="dxa" w:w="3402"/>
+          </w:tcPr>
+          <w:p>
+            <w:pPr>
+              <w:spacing w:after="0"/>
+            </w:pPr>
+            <w:r/>
+            <w:r>
+              <w:rPr>
+                <w:rFonts w:ascii="JetBrains Mono" w:hAnsi="JetBrains Mono" w:eastAsia="JetBrains Mono"/>
+                <w:b w:val="0"/>
+                <w:i w:val="0"/>
+                <w:sz w:val="12"/>
+              </w:rPr>
+              <w:t>outputs/scores_by_segment.csv; outputs/lightgbm_vs_best_statistical.csv</w:t>
+            </w:r>
+            <w:r>
+              <w:rPr>
+                <w:b w:val="0"/>
+                <w:i w:val="0"/>
+                <w:sz w:val="15"/>
+              </w:rPr>
+              <w:t xml:space="preserve"> · segment=intermittent, model=AutoARIMA, wape; best_statistical = AutoARIMA</w:t>
+            </w:r>
+          </w:p>
+        </w:tc>
+        <w:tc>
+          <w:tcPr>
+            <w:tcW w:type="dxa" w:w="3061"/>
+          </w:tcPr>
+          <w:p>
+            <w:pPr>
+              <w:spacing w:after="0"/>
+            </w:pPr>
+            <w:r/>
+            <w:r>
+              <w:rPr>
+                <w:b w:val="0"/>
+                <w:i w:val="0"/>
+                <w:sz w:val="15"/>
+              </w:rPr>
+              <w:t>x 100</w:t>
+            </w:r>
+          </w:p>
+        </w:tc>
+        <w:tc>
+          <w:tcPr>
+            <w:tcW w:type="dxa" w:w="850"/>
+          </w:tcPr>
+          <w:p>
+            <w:pPr>
+              <w:spacing w:after="0"/>
+            </w:pPr>
+            <w:r/>
+            <w:r>
+              <w:rPr>
+                <w:b w:val="0"/>
+                <w:i w:val="0"/>
+                <w:sz w:val="15"/>
+              </w:rPr>
+              <w:t>✓</w:t>
+            </w:r>
+          </w:p>
+        </w:tc>
+      </w:tr>
+      <w:tr>
+        <w:tc>
+          <w:tcPr>
+            <w:tcW w:type="dxa" w:w="624"/>
+            <w:shd w:val="clear" w:color="auto" w:fill="F3F4F6"/>
+          </w:tcPr>
+          <w:p>
+            <w:pPr>
+              <w:spacing w:after="0"/>
+            </w:pPr>
+            <w:r/>
+            <w:r>
+              <w:rPr>
+                <w:rFonts w:ascii="JetBrains Mono" w:hAnsi="JetBrains Mono" w:eastAsia="JetBrains Mono"/>
+                <w:b w:val="0"/>
+                <w:i w:val="0"/>
+                <w:sz w:val="12"/>
+              </w:rPr>
+              <w:t>F-62</w:t>
+            </w:r>
+          </w:p>
+        </w:tc>
+        <w:tc>
+          <w:tcPr>
+            <w:tcW w:type="dxa" w:w="1928"/>
+            <w:shd w:val="clear" w:color="auto" w:fill="F3F4F6"/>
+          </w:tcPr>
+          <w:p>
+            <w:pPr>
+              <w:spacing w:after="0"/>
+            </w:pPr>
+            <w:r/>
+            <w:r>
+              <w:rPr>
+                <w:b w:val="0"/>
+                <w:i w:val="0"/>
+                <w:sz w:val="15"/>
+              </w:rPr>
+              <w:t>397 / the same 397 rarely-selling SKUs</w:t>
+            </w:r>
+          </w:p>
+        </w:tc>
+        <w:tc>
+          <w:tcPr>
+            <w:tcW w:type="dxa" w:w="3402"/>
+            <w:shd w:val="clear" w:color="auto" w:fill="F3F4F6"/>
+          </w:tcPr>
+          <w:p>
+            <w:pPr>
+              <w:spacing w:after="0"/>
+            </w:pPr>
+            <w:r/>
+            <w:r>
+              <w:rPr>
+                <w:rFonts w:ascii="JetBrains Mono" w:hAnsi="JetBrains Mono" w:eastAsia="JetBrains Mono"/>
+                <w:b w:val="0"/>
+                <w:i w:val="0"/>
+                <w:sz w:val="12"/>
+              </w:rPr>
+              <w:t>outputs/segment_counts.csv</w:t>
+            </w:r>
+            <w:r>
+              <w:rPr>
+                <w:b w:val="0"/>
+                <w:i w:val="0"/>
+                <w:sz w:val="15"/>
+              </w:rPr>
+              <w:t xml:space="preserve"> · segment=intermittent</w:t>
+            </w:r>
+          </w:p>
+        </w:tc>
+        <w:tc>
+          <w:tcPr>
+            <w:tcW w:type="dxa" w:w="3061"/>
+            <w:shd w:val="clear" w:color="auto" w:fill="F3F4F6"/>
+          </w:tcPr>
+          <w:p>
+            <w:pPr>
+              <w:spacing w:after="0"/>
+            </w:pPr>
+            <w:r/>
+            <w:r>
+              <w:rPr>
+                <w:b w:val="0"/>
+                <w:i w:val="0"/>
+                <w:sz w:val="15"/>
+              </w:rPr>
               <w:t>-</w:t>
             </w:r>
           </w:p>
@@ -29286,6 +29951,551 @@
           <w:tcPr>
             <w:tcW w:type="dxa" w:w="850"/>
             <w:shd w:val="clear" w:color="auto" w:fill="F3F4F6"/>
+          </w:tcPr>
+          <w:p>
+            <w:pPr>
+              <w:spacing w:after="0"/>
+            </w:pPr>
+            <w:r/>
+            <w:r>
+              <w:rPr>
+                <w:b w:val="0"/>
+                <w:i w:val="0"/>
+                <w:sz w:val="15"/>
+              </w:rPr>
+              <w:t>✓</w:t>
+            </w:r>
+          </w:p>
+        </w:tc>
+      </w:tr>
+      <w:tr>
+        <w:tc>
+          <w:tcPr>
+            <w:tcW w:type="dxa" w:w="624"/>
+          </w:tcPr>
+          <w:p>
+            <w:pPr>
+              <w:spacing w:after="0"/>
+            </w:pPr>
+            <w:r/>
+            <w:r>
+              <w:rPr>
+                <w:rFonts w:ascii="JetBrains Mono" w:hAnsi="JetBrains Mono" w:eastAsia="JetBrains Mono"/>
+                <w:b w:val="0"/>
+                <w:i w:val="0"/>
+                <w:sz w:val="12"/>
+              </w:rPr>
+              <w:t>F-69</w:t>
+            </w:r>
+          </w:p>
+        </w:tc>
+        <w:tc>
+          <w:tcPr>
+            <w:tcW w:type="dxa" w:w="1928"/>
+          </w:tcPr>
+          <w:p>
+            <w:pPr>
+              <w:spacing w:after="0"/>
+            </w:pPr>
+            <w:r/>
+            <w:r>
+              <w:rPr>
+                <w:b w:val="0"/>
+                <w:i w:val="0"/>
+                <w:sz w:val="15"/>
+              </w:rPr>
+              <w:t>51.4%</w:t>
+            </w:r>
+          </w:p>
+        </w:tc>
+        <w:tc>
+          <w:tcPr>
+            <w:tcW w:type="dxa" w:w="3402"/>
+          </w:tcPr>
+          <w:p>
+            <w:pPr>
+              <w:spacing w:after="0"/>
+            </w:pPr>
+            <w:r/>
+            <w:r>
+              <w:rPr>
+                <w:rFonts w:ascii="JetBrains Mono" w:hAnsi="JetBrains Mono" w:eastAsia="JetBrains Mono"/>
+                <w:b w:val="0"/>
+                <w:i w:val="0"/>
+                <w:sz w:val="12"/>
+              </w:rPr>
+              <w:t>outputs/scores_by_segment.csv</w:t>
+            </w:r>
+            <w:r>
+              <w:rPr>
+                <w:b w:val="0"/>
+                <w:i w:val="0"/>
+                <w:sz w:val="15"/>
+              </w:rPr>
+              <w:t xml:space="preserve"> · segment=intermittent, model=LightGBM, wape_8wk</w:t>
+            </w:r>
+          </w:p>
+        </w:tc>
+        <w:tc>
+          <w:tcPr>
+            <w:tcW w:type="dxa" w:w="3061"/>
+          </w:tcPr>
+          <w:p>
+            <w:pPr>
+              <w:spacing w:after="0"/>
+            </w:pPr>
+            <w:r/>
+            <w:r>
+              <w:rPr>
+                <w:b w:val="0"/>
+                <w:i w:val="0"/>
+                <w:sz w:val="15"/>
+              </w:rPr>
+              <w:t>x 100</w:t>
+            </w:r>
+          </w:p>
+        </w:tc>
+        <w:tc>
+          <w:tcPr>
+            <w:tcW w:type="dxa" w:w="850"/>
+          </w:tcPr>
+          <w:p>
+            <w:pPr>
+              <w:spacing w:after="0"/>
+            </w:pPr>
+            <w:r/>
+            <w:r>
+              <w:rPr>
+                <w:b w:val="0"/>
+                <w:i w:val="0"/>
+                <w:sz w:val="15"/>
+              </w:rPr>
+              <w:t>✓</w:t>
+            </w:r>
+          </w:p>
+        </w:tc>
+      </w:tr>
+      <w:tr>
+        <w:tc>
+          <w:tcPr>
+            <w:tcW w:type="dxa" w:w="624"/>
+            <w:shd w:val="clear" w:color="auto" w:fill="F3F4F6"/>
+          </w:tcPr>
+          <w:p>
+            <w:pPr>
+              <w:spacing w:after="0"/>
+            </w:pPr>
+            <w:r/>
+            <w:r>
+              <w:rPr>
+                <w:rFonts w:ascii="JetBrains Mono" w:hAnsi="JetBrains Mono" w:eastAsia="JetBrains Mono"/>
+                <w:b w:val="0"/>
+                <w:i w:val="0"/>
+                <w:sz w:val="12"/>
+              </w:rPr>
+              <w:t>F-70</w:t>
+            </w:r>
+          </w:p>
+        </w:tc>
+        <w:tc>
+          <w:tcPr>
+            <w:tcW w:type="dxa" w:w="1928"/>
+            <w:shd w:val="clear" w:color="auto" w:fill="F3F4F6"/>
+          </w:tcPr>
+          <w:p>
+            <w:pPr>
+              <w:spacing w:after="0"/>
+            </w:pPr>
+            <w:r/>
+            <w:r>
+              <w:rPr>
+                <w:b w:val="0"/>
+                <w:i w:val="0"/>
+                <w:sz w:val="15"/>
+              </w:rPr>
+              <w:t>55.1% · best classic method</w:t>
+            </w:r>
+          </w:p>
+        </w:tc>
+        <w:tc>
+          <w:tcPr>
+            <w:tcW w:type="dxa" w:w="3402"/>
+            <w:shd w:val="clear" w:color="auto" w:fill="F3F4F6"/>
+          </w:tcPr>
+          <w:p>
+            <w:pPr>
+              <w:spacing w:after="0"/>
+            </w:pPr>
+            <w:r/>
+            <w:r>
+              <w:rPr>
+                <w:rFonts w:ascii="JetBrains Mono" w:hAnsi="JetBrains Mono" w:eastAsia="JetBrains Mono"/>
+                <w:b w:val="0"/>
+                <w:i w:val="0"/>
+                <w:sz w:val="12"/>
+              </w:rPr>
+              <w:t>outputs/scores_by_segment.csv</w:t>
+            </w:r>
+            <w:r>
+              <w:rPr>
+                <w:b w:val="0"/>
+                <w:i w:val="0"/>
+                <w:sz w:val="15"/>
+              </w:rPr>
+              <w:t xml:space="preserve"> · segment=intermittent, statistical models, argmin(wape) and argmin(wape_8wk)</w:t>
+            </w:r>
+          </w:p>
+        </w:tc>
+        <w:tc>
+          <w:tcPr>
+            <w:tcW w:type="dxa" w:w="3061"/>
+            <w:shd w:val="clear" w:color="auto" w:fill="F3F4F6"/>
+          </w:tcPr>
+          <w:p>
+            <w:pPr>
+              <w:spacing w:after="0"/>
+            </w:pPr>
+            <w:r/>
+            <w:r>
+              <w:rPr>
+                <w:b w:val="0"/>
+                <w:i w:val="0"/>
+                <w:sz w:val="15"/>
+              </w:rPr>
+              <w:t>x 100</w:t>
+            </w:r>
+          </w:p>
+        </w:tc>
+        <w:tc>
+          <w:tcPr>
+            <w:tcW w:type="dxa" w:w="850"/>
+            <w:shd w:val="clear" w:color="auto" w:fill="F3F4F6"/>
+          </w:tcPr>
+          <w:p>
+            <w:pPr>
+              <w:spacing w:after="0"/>
+            </w:pPr>
+            <w:r/>
+            <w:r>
+              <w:rPr>
+                <w:b w:val="0"/>
+                <w:i w:val="0"/>
+                <w:sz w:val="15"/>
+              </w:rPr>
+              <w:t>✓</w:t>
+            </w:r>
+          </w:p>
+        </w:tc>
+      </w:tr>
+      <w:tr>
+        <w:tc>
+          <w:tcPr>
+            <w:tcW w:type="dxa" w:w="624"/>
+          </w:tcPr>
+          <w:p>
+            <w:pPr>
+              <w:spacing w:after="0"/>
+            </w:pPr>
+            <w:r/>
+            <w:r>
+              <w:rPr>
+                <w:rFonts w:ascii="JetBrains Mono" w:hAnsi="JetBrains Mono" w:eastAsia="JetBrains Mono"/>
+                <w:b w:val="0"/>
+                <w:i w:val="0"/>
+                <w:sz w:val="12"/>
+              </w:rPr>
+              <w:t>F-71</w:t>
+            </w:r>
+          </w:p>
+        </w:tc>
+        <w:tc>
+          <w:tcPr>
+            <w:tcW w:type="dxa" w:w="1928"/>
+          </w:tcPr>
+          <w:p>
+            <w:pPr>
+              <w:spacing w:after="0"/>
+            </w:pPr>
+            <w:r/>
+            <w:r>
+              <w:rPr>
+                <w:b w:val="0"/>
+                <w:i w:val="0"/>
+                <w:sz w:val="15"/>
+              </w:rPr>
+              <w:t>100.0% · always scores 100% here</w:t>
+            </w:r>
+          </w:p>
+        </w:tc>
+        <w:tc>
+          <w:tcPr>
+            <w:tcW w:type="dxa" w:w="3402"/>
+          </w:tcPr>
+          <w:p>
+            <w:pPr>
+              <w:spacing w:after="0"/>
+            </w:pPr>
+            <w:r/>
+            <w:r>
+              <w:rPr>
+                <w:rFonts w:ascii="JetBrains Mono" w:hAnsi="JetBrains Mono" w:eastAsia="JetBrains Mono"/>
+                <w:b w:val="0"/>
+                <w:i w:val="0"/>
+                <w:sz w:val="12"/>
+              </w:rPr>
+              <w:t>outputs/scores_by_segment.csv; tests/test_backtest.py (test_zero_reference_scores_exactly_as_defined)</w:t>
+            </w:r>
+            <w:r>
+              <w:rPr>
+                <w:b w:val="0"/>
+                <w:i w:val="0"/>
+                <w:sz w:val="15"/>
+              </w:rPr>
+              <w:t xml:space="preserve"> · segment=intermittent, model=ZeroForecast, wape_8wk</w:t>
+            </w:r>
+          </w:p>
+        </w:tc>
+        <w:tc>
+          <w:tcPr>
+            <w:tcW w:type="dxa" w:w="3061"/>
+          </w:tcPr>
+          <w:p>
+            <w:pPr>
+              <w:spacing w:after="0"/>
+            </w:pPr>
+            <w:r/>
+            <w:r>
+              <w:rPr>
+                <w:b w:val="0"/>
+                <w:i w:val="0"/>
+                <w:sz w:val="15"/>
+              </w:rPr>
+              <w:t>|0 - y| / y = 1</w:t>
+            </w:r>
+          </w:p>
+        </w:tc>
+        <w:tc>
+          <w:tcPr>
+            <w:tcW w:type="dxa" w:w="850"/>
+          </w:tcPr>
+          <w:p>
+            <w:pPr>
+              <w:spacing w:after="0"/>
+            </w:pPr>
+            <w:r/>
+            <w:r>
+              <w:rPr>
+                <w:b w:val="0"/>
+                <w:i w:val="0"/>
+                <w:sz w:val="15"/>
+              </w:rPr>
+              <w:t>✓</w:t>
+            </w:r>
+          </w:p>
+        </w:tc>
+      </w:tr>
+      <w:tr>
+        <w:tc>
+          <w:tcPr>
+            <w:tcW w:type="dxa" w:w="624"/>
+            <w:shd w:val="clear" w:color="auto" w:fill="F3F4F6"/>
+          </w:tcPr>
+          <w:p>
+            <w:pPr>
+              <w:spacing w:after="0"/>
+            </w:pPr>
+            <w:r/>
+            <w:r>
+              <w:rPr>
+                <w:rFonts w:ascii="JetBrains Mono" w:hAnsi="JetBrains Mono" w:eastAsia="JetBrains Mono"/>
+                <w:b w:val="0"/>
+                <w:i w:val="0"/>
+                <w:sz w:val="12"/>
+              </w:rPr>
+              <w:t>F-72</w:t>
+            </w:r>
+          </w:p>
+        </w:tc>
+        <w:tc>
+          <w:tcPr>
+            <w:tcW w:type="dxa" w:w="1928"/>
+            <w:shd w:val="clear" w:color="auto" w:fill="F3F4F6"/>
+          </w:tcPr>
+          <w:p>
+            <w:pPr>
+              <w:spacing w:after="0"/>
+            </w:pPr>
+            <w:r/>
+            <w:r>
+              <w:rPr>
+                <w:b w:val="0"/>
+                <w:i w:val="0"/>
+                <w:sz w:val="15"/>
+              </w:rPr>
+              <w:t>Pick each model on the 8-week total · LightGBM PICKED</w:t>
+            </w:r>
+          </w:p>
+        </w:tc>
+        <w:tc>
+          <w:tcPr>
+            <w:tcW w:type="dxa" w:w="3402"/>
+            <w:shd w:val="clear" w:color="auto" w:fill="F3F4F6"/>
+          </w:tcPr>
+          <w:p>
+            <w:pPr>
+              <w:spacing w:after="0"/>
+            </w:pPr>
+            <w:r/>
+            <w:r>
+              <w:rPr>
+                <w:rFonts w:ascii="JetBrains Mono" w:hAnsi="JetBrains Mono" w:eastAsia="JetBrains Mono"/>
+                <w:b w:val="0"/>
+                <w:i w:val="0"/>
+                <w:sz w:val="12"/>
+              </w:rPr>
+              <w:t>src/demand_segments/backtest.py:102-111 (champions sorts by wape_8wk); outputs/champions.csv</w:t>
+            </w:r>
+            <w:r>
+              <w:rPr>
+                <w:b w:val="0"/>
+                <w:i w:val="0"/>
+                <w:sz w:val="15"/>
+              </w:rPr>
+              <w:t xml:space="preserve"> · segment=intermittent, champion</w:t>
+            </w:r>
+          </w:p>
+        </w:tc>
+        <w:tc>
+          <w:tcPr>
+            <w:tcW w:type="dxa" w:w="3061"/>
+            <w:shd w:val="clear" w:color="auto" w:fill="F3F4F6"/>
+          </w:tcPr>
+          <w:p>
+            <w:pPr>
+              <w:spacing w:after="0"/>
+            </w:pPr>
+            <w:r/>
+            <w:r>
+              <w:rPr>
+                <w:b w:val="0"/>
+                <w:i w:val="0"/>
+                <w:sz w:val="15"/>
+              </w:rPr>
+              <w:t>-</w:t>
+            </w:r>
+          </w:p>
+        </w:tc>
+        <w:tc>
+          <w:tcPr>
+            <w:tcW w:type="dxa" w:w="850"/>
+            <w:shd w:val="clear" w:color="auto" w:fill="F3F4F6"/>
+          </w:tcPr>
+          <w:p>
+            <w:pPr>
+              <w:spacing w:after="0"/>
+            </w:pPr>
+            <w:r/>
+            <w:r>
+              <w:rPr>
+                <w:b w:val="0"/>
+                <w:i w:val="0"/>
+                <w:sz w:val="15"/>
+              </w:rPr>
+              <w:t>✓</w:t>
+            </w:r>
+          </w:p>
+        </w:tc>
+      </w:tr>
+      <w:tr>
+        <w:tc>
+          <w:tcPr>
+            <w:tcW w:type="dxa" w:w="624"/>
+          </w:tcPr>
+          <w:p>
+            <w:pPr>
+              <w:spacing w:after="0"/>
+            </w:pPr>
+            <w:r/>
+            <w:r>
+              <w:rPr>
+                <w:rFonts w:ascii="JetBrains Mono" w:hAnsi="JetBrains Mono" w:eastAsia="JetBrains Mono"/>
+                <w:b w:val="0"/>
+                <w:i w:val="0"/>
+                <w:sz w:val="12"/>
+              </w:rPr>
+              <w:t>F-73</w:t>
+            </w:r>
+          </w:p>
+        </w:tc>
+        <w:tc>
+          <w:tcPr>
+            <w:tcW w:type="dxa" w:w="1928"/>
+          </w:tcPr>
+          <w:p>
+            <w:pPr>
+              <w:spacing w:after="0"/>
+            </w:pPr>
+            <w:r/>
+            <w:r>
+              <w:rPr>
+                <w:b w:val="0"/>
+                <w:i w:val="0"/>
+                <w:sz w:val="15"/>
+              </w:rPr>
+              <w:t>can never be picked / the code never lets it be picked</w:t>
+            </w:r>
+          </w:p>
+        </w:tc>
+        <w:tc>
+          <w:tcPr>
+            <w:tcW w:type="dxa" w:w="3402"/>
+          </w:tcPr>
+          <w:p>
+            <w:pPr>
+              <w:spacing w:after="0"/>
+            </w:pPr>
+            <w:r/>
+            <w:r>
+              <w:rPr>
+                <w:rFonts w:ascii="JetBrains Mono" w:hAnsi="JetBrains Mono" w:eastAsia="JetBrains Mono"/>
+                <w:b w:val="0"/>
+                <w:i w:val="0"/>
+                <w:sz w:val="12"/>
+              </w:rPr>
+              <w:t>src/demand_segments/backtest.py:18, :108; tests/test_backtest.py (test_champion_is_never_the_zero_reference)</w:t>
+            </w:r>
+            <w:r>
+              <w:rPr>
+                <w:b w:val="0"/>
+                <w:i w:val="0"/>
+                <w:sz w:val="15"/>
+              </w:rPr>
+              <w:t xml:space="preserve"> · fc = fc[~fc['model'].isin([ZERO, ML_HISTORY_ONLY])]</w:t>
+            </w:r>
+          </w:p>
+        </w:tc>
+        <w:tc>
+          <w:tcPr>
+            <w:tcW w:type="dxa" w:w="3061"/>
+          </w:tcPr>
+          <w:p>
+            <w:pPr>
+              <w:spacing w:after="0"/>
+            </w:pPr>
+            <w:r/>
+            <w:r>
+              <w:rPr>
+                <w:b w:val="0"/>
+                <w:i w:val="0"/>
+                <w:sz w:val="15"/>
+              </w:rPr>
+              <w:t>-</w:t>
+            </w:r>
+          </w:p>
+        </w:tc>
+        <w:tc>
+          <w:tcPr>
+            <w:tcW w:type="dxa" w:w="850"/>
           </w:tcPr>
           <w:p>
             <w:pPr>
@@ -29316,7 +30526,7 @@
           <w:i w:val="0"/>
           <w:sz w:val="18"/>
         </w:rPr>
-        <w:t>Assumptions: A-05, A-07, A-11</w:t>
+        <w:t>Assumptions: A-02, A-03, A-04, A-05, A-11</w:t>
       </w:r>
     </w:p>
     <w:p>
@@ -29343,7 +30553,35 @@
           <w:i w:val="0"/>
           <w:sz w:val="18"/>
         </w:rPr>
-        <w:t>• Bar lengths: 1,000 px track = 140% weekly WAPE.</w:t>
+        <w:t>• Bars in both panels share one scale: 260 px = 130% WAPE.</w:t>
+      </w:r>
+    </w:p>
+    <w:p>
+      <w:pPr>
+        <w:spacing w:after="20"/>
+        <w:ind w:left="283"/>
+      </w:pPr>
+      <w:r>
+        <w:rPr>
+          <w:b w:val="0"/>
+          <w:i w:val="0"/>
+          <w:sz w:val="18"/>
+        </w:rPr>
+        <w:t>• Colour meaning: every bar is neutral grey except the picked model (mint); coral marks only the TRAP label; the fix panel is outlined in mint.</w:t>
+      </w:r>
+    </w:p>
+    <w:p>
+      <w:pPr>
+        <w:spacing w:after="20"/>
+        <w:ind w:left="283"/>
+      </w:pPr>
+      <w:r>
+        <w:rPr>
+          <w:b w:val="0"/>
+          <w:i w:val="0"/>
+          <w:sz w:val="18"/>
+        </w:rPr>
+        <w:t>• 'Rarely-selling' is the plain-words name for the intermittent segment (ADI above 1.32, CV² below 0.49); 'best classic method' is the best of the six per-SKU statistical models (F-70).</w:t>
       </w:r>
     </w:p>
     <w:p>
@@ -29353,7 +30591,7 @@
           <w:i w:val="0"/>
           <w:sz w:val="18"/>
         </w:rPr>
-        <w:t>To change this slide: Rows #twist-r1..r4 (bar widths are inline styles) in compositions/s06-twist.html.</w:t>
+        <w:t>To change this slide: Panels #twist-left / #twist-right (bar widths are inline styles on #twist-lb1..3 and #twist-rb1..3) and #twist-payoff in compositions/s06-twist.html.</w:t>
       </w:r>
     </w:p>
     <w:p>
@@ -29377,7 +30615,7 @@
           <w:color w:val="4B5563"/>
           <w:sz w:val="18"/>
         </w:rPr>
-        <w:t xml:space="preserve">84.0-88.4 s · composition </w:t>
+        <w:t xml:space="preserve">86.0-90.4 s · composition </w:t>
       </w:r>
       <w:r>
         <w:rPr>
@@ -29513,7 +30751,22 @@
           <w:color w:val="4B5563"/>
           <w:sz w:val="18"/>
         </w:rPr>
-        <w:t>$ make run   # 1,500 SKUs, 6 origins, ~12 min</w:t>
+        <w:t>$ make run   # 1,500 SKUs, 6 test windows, ~12 min</w:t>
+      </w:r>
+    </w:p>
+    <w:p>
+      <w:pPr>
+        <w:spacing w:after="20"/>
+        <w:ind w:left="283"/>
+      </w:pPr>
+      <w:r>
+        <w:rPr>
+          <w:b w:val="0"/>
+          <w:i w:val="0"/>
+          <w:color w:val="4B5563"/>
+          <w:sz w:val="18"/>
+        </w:rPr>
+        <w:t>One command rebuilds every table the numbers in this video come from.</w:t>
       </w:r>
     </w:p>
     <w:p>
@@ -29908,7 +31161,7 @@
                 <w:i w:val="0"/>
                 <w:sz w:val="15"/>
               </w:rPr>
-              <w:t>$ make run   # 1,500 SKUs, 6 origins, ~12 min</w:t>
+              <w:t>$ make run   # 1,500 SKUs, 6 test windows, ~12 min</w:t>
             </w:r>
           </w:p>
         </w:tc>
@@ -30518,7 +31771,7 @@
                 <w:i w:val="0"/>
                 <w:sz w:val="15"/>
               </w:rPr>
-              <w:t>F-07, F-11, F-25, F-36, F-39, F-41, F-56, F-64</w:t>
+              <w:t>F-07, F-11, F-25, F-36, F-39, F-41, F-56</w:t>
             </w:r>
           </w:p>
         </w:tc>
@@ -30618,7 +31871,7 @@
                 <w:i w:val="0"/>
                 <w:sz w:val="15"/>
               </w:rPr>
-              <w:t>F-10, F-28, F-29, F-35, F-52, F-53, F-54, F-55</w:t>
+              <w:t>F-10, F-28, F-29, F-35, F-52, F-53, F-54, F-55, F-72, F-73</w:t>
             </w:r>
           </w:p>
         </w:tc>
@@ -30638,7 +31891,7 @@
                 <w:i w:val="0"/>
                 <w:sz w:val="15"/>
               </w:rPr>
-              <w:t>03, 05, 08</w:t>
+              <w:t>03, 05, 08, 09</w:t>
             </w:r>
           </w:p>
         </w:tc>
@@ -30719,7 +31972,7 @@
                 <w:i w:val="0"/>
                 <w:sz w:val="15"/>
               </w:rPr>
-              <w:t>F-21, F-53, F-55, F-58, F-59, F-60, F-61, F-63, F-64</w:t>
+              <w:t>F-21, F-53, F-55, F-58, F-59, F-60, F-69, F-70</w:t>
             </w:r>
           </w:p>
         </w:tc>
@@ -30920,7 +32173,7 @@
                 <w:i w:val="0"/>
                 <w:sz w:val="15"/>
               </w:rPr>
-              <w:t>F-24, F-61, F-65</w:t>
+              <w:t>F-24</w:t>
             </w:r>
           </w:p>
         </w:tc>
@@ -30939,7 +32192,7 @@
                 <w:i w:val="0"/>
                 <w:sz w:val="15"/>
               </w:rPr>
-              <w:t>05, 09</w:t>
+              <w:t>05</w:t>
             </w:r>
           </w:p>
         </w:tc>
@@ -31322,7 +32575,7 @@
                 <w:i w:val="0"/>
                 <w:sz w:val="15"/>
               </w:rPr>
-              <w:t>F-20, F-33, F-40, F-45, F-46, F-50, F-51, F-52, F-53, F-54, F-55, F-58, F-59, F-60, F-61, F-63, F-67</w:t>
+              <w:t>F-20, F-33, F-40, F-45, F-46, F-50, F-51, F-52, F-53, F-54, F-55, F-58, F-59, F-60, F-67, F-69, F-70, F-71</w:t>
             </w:r>
           </w:p>
         </w:tc>
@@ -31542,6 +32795,20 @@
           <w:sz w:val="19"/>
         </w:rPr>
         <w:t>• ETS and ARIMA run without a yearly season (A-05), which makes the statistical side weaker on seasonal SKUs than a tuned seasonal model.</w:t>
+      </w:r>
+    </w:p>
+    <w:p>
+      <w:pPr>
+        <w:spacing w:after="40"/>
+        <w:ind w:left="227"/>
+      </w:pPr>
+      <w:r>
+        <w:rPr>
+          <w:b w:val="0"/>
+          <w:i w:val="0"/>
+          <w:sz w:val="19"/>
+        </w:rPr>
+        <w:t>• Slide 09 shows the scoring lesson and the fix the repo implements. It no longer shows the narrower finding that on intermittent SKUs LightGBM's weekly-WAPE edge over ARIMA is small (it beats ARIMA on 45.6% of those SKUs and on 2 of 6 origins) and disappears without the calendar and promotion plan (history-only 122.9% vs ARIMA 121.9%); the README 'Where the ML model does not win' reports it.</w:t>
       </w:r>
     </w:p>
     <w:p>
